--- a/klagomål/A 25306-2026 FSC-klagomål.docx
+++ b/klagomål/A 25306-2026 FSC-klagomål.docx
@@ -871,7 +871,7 @@
     <w:r>
       <w:tab/>
       <w:tab/>
-      <w:t>2026-06-15</w:t>
+      <w:t>2026-06-16</w:t>
       <w:br/>
       <w:br/>
     </w:r>

--- a/klagomål/A 25306-2026 FSC-klagomål.docx
+++ b/klagomål/A 25306-2026 FSC-klagomål.docx
@@ -871,7 +871,7 @@
     <w:r>
       <w:tab/>
       <w:tab/>
-      <w:t>2026-06-16</w:t>
+      <w:t>2026-06-17</w:t>
       <w:br/>
       <w:br/>
     </w:r>

--- a/klagomål/A 25306-2026 FSC-klagomål.docx
+++ b/klagomål/A 25306-2026 FSC-klagomål.docx
@@ -1,6 +1,6 @@
 
 <file path=word/document.xml><?xml version="1.0" encoding="utf-8"?>
-<w:document xmlns:wpc="http://schemas.microsoft.com/office/word/2010/wordprocessingCanvas" xmlns:cx="http://schemas.microsoft.com/office/drawing/2014/chartex" xmlns:cx1="http://schemas.microsoft.com/office/drawing/2015/9/8/chartex" xmlns:cx2="http://schemas.microsoft.com/office/drawing/2015/10/21/chartex" xmlns:cx3="http://schemas.microsoft.com/office/drawing/2016/5/9/chartex" xmlns:cx4="http://schemas.microsoft.com/office/drawing/2016/5/10/chartex" xmlns:cx5="http://schemas.microsoft.com/office/drawing/2016/5/11/chartex" xmlns:cx6="http://schemas.microsoft.com/office/drawing/2016/5/12/chartex" xmlns:cx7="http://schemas.microsoft.com/office/drawing/2016/5/13/chartex" xmlns:cx8="http://schemas.microsoft.com/office/drawing/2016/5/14/chartex" xmlns:mc="http://schemas.openxmlformats.org/markup-compatibility/2006" xmlns:aink="http://schemas.microsoft.com/office/drawing/2016/ink" xmlns:am3d="http://schemas.microsoft.com/office/drawing/2017/model3d" xmlns:o="urn:schemas-microsoft-com:office:office" xmlns:oel="http://schemas.microsoft.com/office/2019/extlst" xmlns:r="http://schemas.openxmlformats.org/officeDocument/2006/relationships" xmlns:m="http://schemas.openxmlformats.org/officeDocument/2006/math" xmlns:v="urn:schemas-microsoft-com:vml" xmlns:wp14="http://schemas.microsoft.com/office/word/2010/wordprocessingDrawing" xmlns:wp="http://schemas.openxmlformats.org/drawingml/2006/wordprocessingDrawing" xmlns:w10="urn:schemas-microsoft-com:office:word" xmlns:w="http://schemas.openxmlformats.org/wordprocessingml/2006/main" xmlns:w14="http://schemas.microsoft.com/office/word/2010/wordml" xmlns:w15="http://schemas.microsoft.com/office/word/2012/wordml" xmlns:w16cex="http://schemas.microsoft.com/office/word/2018/wordml/cex" xmlns:w16cid="http://schemas.microsoft.com/office/word/2016/wordml/cid" xmlns:w16="http://schemas.microsoft.com/office/word/2018/wordml" xmlns:w16sdtdh="http://schemas.microsoft.com/office/word/2020/wordml/sdtdatahash" xmlns:w16se="http://schemas.microsoft.com/office/word/2015/wordml/symex" xmlns:wpg="http://schemas.microsoft.com/office/word/2010/wordprocessingGroup" xmlns:wpi="http://schemas.microsoft.com/office/word/2010/wordprocessingInk" xmlns:wne="http://schemas.microsoft.com/office/word/2006/wordml" xmlns:wps="http://schemas.microsoft.com/office/word/2010/wordprocessingShape" mc:Ignorable="w14 w15 w16se w16cid w16 w16cex w16sdtdh wp14">
+<w:document xmlns:wpc="http://schemas.microsoft.com/office/word/2010/wordprocessingCanvas" xmlns:cx="http://schemas.microsoft.com/office/drawing/2014/chartex" xmlns:cx1="http://schemas.microsoft.com/office/drawing/2015/9/8/chartex" xmlns:cx2="http://schemas.microsoft.com/office/drawing/2015/10/21/chartex" xmlns:cx3="http://schemas.microsoft.com/office/drawing/2016/5/9/chartex" xmlns:cx4="http://schemas.microsoft.com/office/drawing/2016/5/10/chartex" xmlns:cx5="http://schemas.microsoft.com/office/drawing/2016/5/11/chartex" xmlns:cx6="http://schemas.microsoft.com/office/drawing/2016/5/12/chartex" xmlns:cx7="http://schemas.microsoft.com/office/drawing/2016/5/13/chartex" xmlns:cx8="http://schemas.microsoft.com/office/drawing/2016/5/14/chartex" xmlns:mc="http://schemas.openxmlformats.org/markup-compatibility/2006" xmlns:aink="http://schemas.microsoft.com/office/drawing/2016/ink" xmlns:am3d="http://schemas.microsoft.com/office/drawing/2017/model3d" xmlns:o="urn:schemas-microsoft-com:office:office" xmlns:oel="http://schemas.microsoft.com/office/2019/extlst" xmlns:r="http://schemas.openxmlformats.org/officeDocument/2006/relationships" xmlns:m="http://schemas.openxmlformats.org/officeDocument/2006/math" xmlns:v="urn:schemas-microsoft-com:vml" xmlns:wp14="http://schemas.microsoft.com/office/word/2010/wordprocessingDrawing" xmlns:wp="http://schemas.openxmlformats.org/drawingml/2006/wordprocessingDrawing" xmlns:w10="urn:schemas-microsoft-com:office:word" xmlns:w="http://schemas.openxmlformats.org/wordprocessingml/2006/main" xmlns:w14="http://schemas.microsoft.com/office/word/2010/wordml" xmlns:w15="http://schemas.microsoft.com/office/word/2012/wordml" xmlns:w16cex="http://schemas.microsoft.com/office/word/2018/wordml/cex" xmlns:w16cid="http://schemas.microsoft.com/office/word/2016/wordml/cid" xmlns:w16="http://schemas.microsoft.com/office/word/2018/wordml" xmlns:w16du="http://schemas.microsoft.com/office/word/2023/wordml/word16du" xmlns:w16sdtdh="http://schemas.microsoft.com/office/word/2020/wordml/sdtdatahash" xmlns:w16sdtfl="http://schemas.microsoft.com/office/word/2024/wordml/sdtformatlock" xmlns:w16se="http://schemas.microsoft.com/office/word/2015/wordml/symex" xmlns:wpg="http://schemas.microsoft.com/office/word/2010/wordprocessingGroup" xmlns:wpi="http://schemas.microsoft.com/office/word/2010/wordprocessingInk" xmlns:wne="http://schemas.microsoft.com/office/word/2006/wordml" xmlns:wps="http://schemas.microsoft.com/office/word/2010/wordprocessingShape" mc:Ignorable="w14 w15 w16se w16cid w16 w16cex w16sdtdh w16sdtfl w16du wp14">
   <w:body>
     <w:p>
       <w:r>
@@ -168,7 +168,7 @@
     </w:p>
     <w:p>
       <w:r>
-        <w:t>Detta dokument behandlar höga naturvärden i avverkningsanmälan A 25306-2026 i Botkyrka kommun. Denna avverkningsanmälan inkom 2026-06-03 11:21:25 och omfattar 3,2 ha.</w:t>
+        <w:t>Detta dokument behandlar höga naturvärden i avverkningsanmälan A 25306-2026 i Botkyrka kommun som inkom 2026-06-03 och omfattar 3,2 ha.</w:t>
       </w:r>
     </w:p>
     <w:p>
@@ -191,12 +191,15 @@
     </w:p>
     <w:p>
       <w:r>
-        <w:t>I avverkningsanmälan har följande 5 naturvårdsarter hittats: gulsparv (NT, §4), spillkråka (NT, §4), tallticka (NT), blåmossa (S) och gröngöling (§4). Av dessa är 3 rödlistade. För rödlistade arter har rödlistekategorin angivits inom parentes. Arter som är signalarter enligt Skogsstyrelsen har markerats med (S). För fridlysta arter anges även paragrafen i Artskyddsförordningen som arten är fridlyst enligt.</w:t>
+        <w:t>I avverkningsanmälan har följande 5 naturvårdsarter hittats: gulsparv (NT, §4), tallticka (NT, T), blåmossa (S, T), spillkråka (T, §4) och gröngöling (§4). Av dessa är 2 rödlistade. För rödlistade arter har rödlistekategorin angivits inom parentes. Arter som är signalarter enligt Skogsstyrelsen har markerats med (S). Typiska arter inom Natura 2000 som är kopplade till skogsekosystem har markerats med (T). För fridlysta arter anges även paragrafen i Artskyddsförordningen som arten är fridlyst enligt.</w:t>
       </w:r>
     </w:p>
     <w:p>
       <w:r>
-        <w:t>De påträffade naturvårdsarterna är ett tydligt kvitto på att detta rör sig om en skog med höga naturvärden. I Figur 1 visas en karta över det avverkningsanmälda området, där samtliga fyndplatser för naturvårdsarter som finns registrerade på Artportalen har markerats.</w:t>
+        <w:t>De påträffade naturvårdsarterna är ett tydligt kvitto på att det rör sig om en skog med höga naturvärden.</w:t>
+      </w:r>
+      <w:r>
+        <w:t xml:space="preserve"> I Figur 1 visas fyndplatser för naturvårdsarter i området, som finns registrerade på Artportalen.</w:t>
       </w:r>
     </w:p>
     <w:p>
@@ -206,7 +209,7 @@
       <w:r>
         <w:drawing>
           <wp:inline xmlns:a="http://schemas.openxmlformats.org/drawingml/2006/main" xmlns:pic="http://schemas.openxmlformats.org/drawingml/2006/picture">
-            <wp:extent cx="5486400" cy="5022009"/>
+            <wp:extent cx="5486400" cy="4936742"/>
             <wp:docPr id="1" name="Picture 1"/>
             <wp:cNvGraphicFramePr>
               <a:graphicFrameLocks noChangeAspect="1"/>
@@ -227,7 +230,7 @@
                   <pic:spPr>
                     <a:xfrm>
                       <a:off x="0" y="0"/>
-                      <a:ext cx="5486400" cy="5022009"/>
+                      <a:ext cx="5486400" cy="4936742"/>
                     </a:xfrm>
                     <a:prstGeom prst="rect"/>
                   </pic:spPr>
@@ -241,9 +244,79 @@
     <w:p>
       <w:pPr>
         <w:pStyle w:val="Caption"/>
+        <w:spacing w:after="240"/>
       </w:pPr>
       <w:r>
-        <w:t>Figur 1. Fyndplatser för naturvårdsarter i det avverkningsanmälda området (röd linje). Markörer utan svart kant är placerade på fyndplatsen. Markörer med svart kant är placerade vid sidan av fyndplatsen och har ett svart streck som visar fyndplatsens exakta position. Kartans mittpunktskoordinat är N 6556763, E 659920 i SWEREF 99 TM.</w:t>
+        <w:t>Figur 1. Fyndplatser för naturvårdsarter i avverkningsanmälan (röd linje). Markörer utan svart kant är placerade på fyndplatsen. Markörer med svart kant är placerade vid sidan av fyndplatsen och har ett svart streck som visar fyndplatsens exakta position. Kartans mittpunktskoordinat är N 6556763, E 659920 i SWEREF 99 TM.</w:t>
+      </w:r>
+    </w:p>
+    <w:p>
+      <w:pPr>
+        <w:pStyle w:val="Heading2"/>
+      </w:pPr>
+      <w:r>
+        <w:t>Fridlysta arter</w:t>
+      </w:r>
+    </w:p>
+    <w:p>
+      <w:r>
+        <w:t>Följande fridlysta arter har sina livsmiljöer och växtplatser i den avverkningsanmälda skogen: gulsparv (NT, §4), spillkråka (T, §4) och gröngöling (§4).</w:t>
+      </w:r>
+    </w:p>
+    <w:p>
+      <w:r>
+        <w:t xml:space="preserve">Observera att medlemsländerna är skyldiga att agera i enlighet med EU:s fågeldirektiv där det uttryckligen står att direktivet gäller för fåglar samt för deras ägg, bon och </w:t>
+      </w:r>
+      <w:r>
+        <w:rPr>
+          <w:b/>
+        </w:rPr>
+        <w:t xml:space="preserve">livsmiljöer </w:t>
+      </w:r>
+      <w:r>
+        <w:t>(artikel 1). Vidare att de åtgärder som vidtas inte får leda till en försämring av den nuvarande situationen beträffande bevarandet av de fågelarter som avses i artikel 1 (artikel 13). Fågeldirektivet är styrande för tillsynsansvariga myndigheters ärendehantering, ställningstaganden och beslutsfattande.</w:t>
+      </w:r>
+    </w:p>
+    <w:p>
+      <w:r>
+        <w:rPr>
+          <w:b/>
+        </w:rPr>
+        <w:t>Spillkråka (§4)</w:t>
+      </w:r>
+      <w:r>
+        <w:t xml:space="preserve"> omfattas av bilaga 1 i EU:s fågeldirektiv och är typisk art för </w:t>
+      </w:r>
+      <w:r>
+        <w:rPr>
+          <w:i/>
+        </w:rPr>
+        <w:t xml:space="preserve">9010 Taiga </w:t>
+      </w:r>
+      <w:r>
+        <w:t>och</w:t>
+      </w:r>
+      <w:r>
+        <w:rPr>
+          <w:i/>
+        </w:rPr>
+        <w:t xml:space="preserve"> 9740 Skogsbevuxen myr</w:t>
+      </w:r>
+      <w:r>
+        <w:t>. Den behöver grova träd, främst tall, asp och bok som boträd. Skogsbruk med korta omloppstider och täta, homogena ungskogar utgör det största hotet. Spillkråka är en nyckelart i skogliga miljöer vars övergivna bohål utnyttjas av flera andra hålhäckande fågelarter och fladdermöss, däribland pärluggla (EN, §4), knipa (§4), salskrake (§4) och skogsduva (§4). Hökuggla (VU, §4) och slaguggla (§4) häckar ofta i högstubbar som brutits av i höjd med ett gammalt spillkråkebo (SLU Artdatabanken, 2026; Skogsstyrelsen, 2016).</w:t>
+      </w:r>
+    </w:p>
+    <w:p>
+      <w:r>
+        <w:t>I BILAGA 1 finns mer detaljerad information om ekologi samt krav på livsmiljö hos fridlysta arter.</w:t>
+      </w:r>
+    </w:p>
+    <w:p>
+      <w:pPr>
+        <w:pStyle w:val="Heading2"/>
+      </w:pPr>
+      <w:r>
+        <w:t>Övriga naturvårdsarter</w:t>
       </w:r>
     </w:p>
     <w:p>
@@ -302,67 +375,6 @@
       </w:r>
       <w:r>
         <w:t xml:space="preserve"> (SLU Artdatabanken, 2023; Nitare &amp; Skogsstyrelsen, 2019).</w:t>
-      </w:r>
-    </w:p>
-    <w:p>
-      <w:pPr>
-        <w:pStyle w:val="Heading1"/>
-      </w:pPr>
-      <w:r>
-        <w:t>Fridlysta arter</w:t>
-      </w:r>
-    </w:p>
-    <w:p>
-      <w:r>
-        <w:t>Följande fridlysta arter har sina livsmiljöer och växtplatser i den avverkningsanmälda skogen: gulsparv (NT, §4), spillkråka (NT, §4) och gröngöling (§4).</w:t>
-      </w:r>
-    </w:p>
-    <w:p>
-      <w:r>
-        <w:t xml:space="preserve">Observera att medlemsländerna är skyldiga att agera i enlighet med EU:s fågeldirektiv där det uttryckligen står att direktivet gäller för fåglar samt för deras ägg, bon och </w:t>
-      </w:r>
-      <w:r>
-        <w:rPr>
-          <w:b/>
-        </w:rPr>
-        <w:t xml:space="preserve">livsmiljöer </w:t>
-      </w:r>
-      <w:r>
-        <w:t>(artikel 1). Vidare att de åtgärder som vidtas inte får leda till en försämring av den nuvarande situationen beträffande bevarandet av de fågelarter som avses i artikel 1 (artikel 13). Fågeldirektivet är styrande för tillsynsansvariga myndigheters ärendehantering, ställningstaganden och beslutsfattande.</w:t>
-      </w:r>
-    </w:p>
-    <w:p>
-      <w:r>
-        <w:rPr>
-          <w:b/>
-        </w:rPr>
-        <w:t>Spillkråka (§4)</w:t>
-      </w:r>
-      <w:r>
-        <w:t xml:space="preserve"> omfattas av bilaga 1 i EU:s fågeldirektiv och är typisk art för </w:t>
-      </w:r>
-      <w:r>
-        <w:rPr>
-          <w:i/>
-        </w:rPr>
-        <w:t xml:space="preserve">9010 Taiga </w:t>
-      </w:r>
-      <w:r>
-        <w:t>och</w:t>
-      </w:r>
-      <w:r>
-        <w:rPr>
-          <w:i/>
-        </w:rPr>
-        <w:t xml:space="preserve"> 9740 Skogsbevuxen myr</w:t>
-      </w:r>
-      <w:r>
-        <w:t>. Den behöver grova träd, främst tall, asp och bok som boträd. Skogsbruk med korta omloppstider och täta, homogena ungskogar utgör det största hotet. Spillkråka är en nyckelart i skogliga miljöer vars övergivna bohål utnyttjas av flera andra hålhäckande fågelarter och fladdermöss, däribland pärluggla (EN, §4), knipa (§4), salskrake (§4) och skogsduva (§4). Hökuggla (VU, §4) och slaguggla (§4) häckar ofta i högstubbar som brutits av i höjd med ett gammalt spillkråkebo (SLU Artdatabanken, 2026; Skogsstyrelsen, 2016).</w:t>
-      </w:r>
-    </w:p>
-    <w:p>
-      <w:r>
-        <w:t>I BILAGA 1 finns mer detaljerad information om ekologi samt krav på livsmiljö hos fridlysta arter.</w:t>
       </w:r>
     </w:p>
     <w:p>
@@ -471,7 +483,7 @@
         <w:rPr>
           <w:i/>
         </w:rPr>
-        <w:t>I det avverkningsanmälda skogsområdet har 5 naturvårdsarter varav 3 rödlistade arter sina livsmiljöer och växtplatser.</w:t>
+        <w:t>I det avverkningsanmälda skogsområdet har 5 naturvårdsarter varav 2 rödlistade arter sina livsmiljöer och växtplatser.</w:t>
       </w:r>
     </w:p>
     <w:p>
@@ -761,7 +773,7 @@
 </file>
 
 <file path=word/endnotes.xml><?xml version="1.0" encoding="utf-8"?>
-<w:endnotes xmlns:wpc="http://schemas.microsoft.com/office/word/2010/wordprocessingCanvas" xmlns:cx="http://schemas.microsoft.com/office/drawing/2014/chartex" xmlns:cx1="http://schemas.microsoft.com/office/drawing/2015/9/8/chartex" xmlns:cx2="http://schemas.microsoft.com/office/drawing/2015/10/21/chartex" xmlns:cx3="http://schemas.microsoft.com/office/drawing/2016/5/9/chartex" xmlns:cx4="http://schemas.microsoft.com/office/drawing/2016/5/10/chartex" xmlns:cx5="http://schemas.microsoft.com/office/drawing/2016/5/11/chartex" xmlns:cx6="http://schemas.microsoft.com/office/drawing/2016/5/12/chartex" xmlns:cx7="http://schemas.microsoft.com/office/drawing/2016/5/13/chartex" xmlns:cx8="http://schemas.microsoft.com/office/drawing/2016/5/14/chartex" xmlns:mc="http://schemas.openxmlformats.org/markup-compatibility/2006" xmlns:aink="http://schemas.microsoft.com/office/drawing/2016/ink" xmlns:am3d="http://schemas.microsoft.com/office/drawing/2017/model3d" xmlns:o="urn:schemas-microsoft-com:office:office" xmlns:oel="http://schemas.microsoft.com/office/2019/extlst" xmlns:r="http://schemas.openxmlformats.org/officeDocument/2006/relationships" xmlns:m="http://schemas.openxmlformats.org/officeDocument/2006/math" xmlns:v="urn:schemas-microsoft-com:vml" xmlns:wp14="http://schemas.microsoft.com/office/word/2010/wordprocessingDrawing" xmlns:wp="http://schemas.openxmlformats.org/drawingml/2006/wordprocessingDrawing" xmlns:w10="urn:schemas-microsoft-com:office:word" xmlns:w="http://schemas.openxmlformats.org/wordprocessingml/2006/main" xmlns:w14="http://schemas.microsoft.com/office/word/2010/wordml" xmlns:w15="http://schemas.microsoft.com/office/word/2012/wordml" xmlns:w16cex="http://schemas.microsoft.com/office/word/2018/wordml/cex" xmlns:w16cid="http://schemas.microsoft.com/office/word/2016/wordml/cid" xmlns:w16="http://schemas.microsoft.com/office/word/2018/wordml" xmlns:w16sdtdh="http://schemas.microsoft.com/office/word/2020/wordml/sdtdatahash" xmlns:w16se="http://schemas.microsoft.com/office/word/2015/wordml/symex" xmlns:wpg="http://schemas.microsoft.com/office/word/2010/wordprocessingGroup" xmlns:wpi="http://schemas.microsoft.com/office/word/2010/wordprocessingInk" xmlns:wne="http://schemas.microsoft.com/office/word/2006/wordml" xmlns:wps="http://schemas.microsoft.com/office/word/2010/wordprocessingShape" mc:Ignorable="w14 w15 w16se w16cid w16 w16cex w16sdtdh wp14">
+<w:endnotes xmlns:wpc="http://schemas.microsoft.com/office/word/2010/wordprocessingCanvas" xmlns:cx="http://schemas.microsoft.com/office/drawing/2014/chartex" xmlns:cx1="http://schemas.microsoft.com/office/drawing/2015/9/8/chartex" xmlns:cx2="http://schemas.microsoft.com/office/drawing/2015/10/21/chartex" xmlns:cx3="http://schemas.microsoft.com/office/drawing/2016/5/9/chartex" xmlns:cx4="http://schemas.microsoft.com/office/drawing/2016/5/10/chartex" xmlns:cx5="http://schemas.microsoft.com/office/drawing/2016/5/11/chartex" xmlns:cx6="http://schemas.microsoft.com/office/drawing/2016/5/12/chartex" xmlns:cx7="http://schemas.microsoft.com/office/drawing/2016/5/13/chartex" xmlns:cx8="http://schemas.microsoft.com/office/drawing/2016/5/14/chartex" xmlns:mc="http://schemas.openxmlformats.org/markup-compatibility/2006" xmlns:aink="http://schemas.microsoft.com/office/drawing/2016/ink" xmlns:am3d="http://schemas.microsoft.com/office/drawing/2017/model3d" xmlns:o="urn:schemas-microsoft-com:office:office" xmlns:oel="http://schemas.microsoft.com/office/2019/extlst" xmlns:r="http://schemas.openxmlformats.org/officeDocument/2006/relationships" xmlns:m="http://schemas.openxmlformats.org/officeDocument/2006/math" xmlns:v="urn:schemas-microsoft-com:vml" xmlns:wp14="http://schemas.microsoft.com/office/word/2010/wordprocessingDrawing" xmlns:wp="http://schemas.openxmlformats.org/drawingml/2006/wordprocessingDrawing" xmlns:w10="urn:schemas-microsoft-com:office:word" xmlns:w="http://schemas.openxmlformats.org/wordprocessingml/2006/main" xmlns:w14="http://schemas.microsoft.com/office/word/2010/wordml" xmlns:w15="http://schemas.microsoft.com/office/word/2012/wordml" xmlns:w16cex="http://schemas.microsoft.com/office/word/2018/wordml/cex" xmlns:w16cid="http://schemas.microsoft.com/office/word/2016/wordml/cid" xmlns:w16="http://schemas.microsoft.com/office/word/2018/wordml" xmlns:w16du="http://schemas.microsoft.com/office/word/2023/wordml/word16du" xmlns:w16sdtdh="http://schemas.microsoft.com/office/word/2020/wordml/sdtdatahash" xmlns:w16sdtfl="http://schemas.microsoft.com/office/word/2024/wordml/sdtformatlock" xmlns:w16se="http://schemas.microsoft.com/office/word/2015/wordml/symex" xmlns:wpg="http://schemas.microsoft.com/office/word/2010/wordprocessingGroup" xmlns:wpi="http://schemas.microsoft.com/office/word/2010/wordprocessingInk" xmlns:wne="http://schemas.microsoft.com/office/word/2006/wordml" xmlns:wps="http://schemas.microsoft.com/office/word/2010/wordprocessingShape" mc:Ignorable="w14 w15 w16se w16cid w16 w16cex w16sdtdh w16sdtfl w16du wp14">
   <w:endnote w:type="separator" w:id="-1">
     <w:p>
       <w:pPr>
@@ -786,7 +798,7 @@
 </file>
 
 <file path=word/footer1.xml><?xml version="1.0" encoding="utf-8"?>
-<w:ftr xmlns:wpc="http://schemas.microsoft.com/office/word/2010/wordprocessingCanvas" xmlns:cx="http://schemas.microsoft.com/office/drawing/2014/chartex" xmlns:cx1="http://schemas.microsoft.com/office/drawing/2015/9/8/chartex" xmlns:cx2="http://schemas.microsoft.com/office/drawing/2015/10/21/chartex" xmlns:cx3="http://schemas.microsoft.com/office/drawing/2016/5/9/chartex" xmlns:cx4="http://schemas.microsoft.com/office/drawing/2016/5/10/chartex" xmlns:cx5="http://schemas.microsoft.com/office/drawing/2016/5/11/chartex" xmlns:cx6="http://schemas.microsoft.com/office/drawing/2016/5/12/chartex" xmlns:cx7="http://schemas.microsoft.com/office/drawing/2016/5/13/chartex" xmlns:cx8="http://schemas.microsoft.com/office/drawing/2016/5/14/chartex" xmlns:mc="http://schemas.openxmlformats.org/markup-compatibility/2006" xmlns:aink="http://schemas.microsoft.com/office/drawing/2016/ink" xmlns:am3d="http://schemas.microsoft.com/office/drawing/2017/model3d" xmlns:o="urn:schemas-microsoft-com:office:office" xmlns:oel="http://schemas.microsoft.com/office/2019/extlst" xmlns:r="http://schemas.openxmlformats.org/officeDocument/2006/relationships" xmlns:m="http://schemas.openxmlformats.org/officeDocument/2006/math" xmlns:v="urn:schemas-microsoft-com:vml" xmlns:wp14="http://schemas.microsoft.com/office/word/2010/wordprocessingDrawing" xmlns:wp="http://schemas.openxmlformats.org/drawingml/2006/wordprocessingDrawing" xmlns:w10="urn:schemas-microsoft-com:office:word" xmlns:w="http://schemas.openxmlformats.org/wordprocessingml/2006/main" xmlns:w14="http://schemas.microsoft.com/office/word/2010/wordml" xmlns:w15="http://schemas.microsoft.com/office/word/2012/wordml" xmlns:w16cex="http://schemas.microsoft.com/office/word/2018/wordml/cex" xmlns:w16cid="http://schemas.microsoft.com/office/word/2016/wordml/cid" xmlns:w16="http://schemas.microsoft.com/office/word/2018/wordml" xmlns:w16sdtdh="http://schemas.microsoft.com/office/word/2020/wordml/sdtdatahash" xmlns:w16se="http://schemas.microsoft.com/office/word/2015/wordml/symex" xmlns:wpg="http://schemas.microsoft.com/office/word/2010/wordprocessingGroup" xmlns:wpi="http://schemas.microsoft.com/office/word/2010/wordprocessingInk" xmlns:wne="http://schemas.microsoft.com/office/word/2006/wordml" xmlns:wps="http://schemas.microsoft.com/office/word/2010/wordprocessingShape" mc:Ignorable="w14 w15 w16se w16cid w16 w16cex w16sdtdh wp14">
+<w:ftr xmlns:wpc="http://schemas.microsoft.com/office/word/2010/wordprocessingCanvas" xmlns:cx="http://schemas.microsoft.com/office/drawing/2014/chartex" xmlns:cx1="http://schemas.microsoft.com/office/drawing/2015/9/8/chartex" xmlns:cx2="http://schemas.microsoft.com/office/drawing/2015/10/21/chartex" xmlns:cx3="http://schemas.microsoft.com/office/drawing/2016/5/9/chartex" xmlns:cx4="http://schemas.microsoft.com/office/drawing/2016/5/10/chartex" xmlns:cx5="http://schemas.microsoft.com/office/drawing/2016/5/11/chartex" xmlns:cx6="http://schemas.microsoft.com/office/drawing/2016/5/12/chartex" xmlns:cx7="http://schemas.microsoft.com/office/drawing/2016/5/13/chartex" xmlns:cx8="http://schemas.microsoft.com/office/drawing/2016/5/14/chartex" xmlns:mc="http://schemas.openxmlformats.org/markup-compatibility/2006" xmlns:aink="http://schemas.microsoft.com/office/drawing/2016/ink" xmlns:am3d="http://schemas.microsoft.com/office/drawing/2017/model3d" xmlns:o="urn:schemas-microsoft-com:office:office" xmlns:oel="http://schemas.microsoft.com/office/2019/extlst" xmlns:r="http://schemas.openxmlformats.org/officeDocument/2006/relationships" xmlns:m="http://schemas.openxmlformats.org/officeDocument/2006/math" xmlns:v="urn:schemas-microsoft-com:vml" xmlns:wp14="http://schemas.microsoft.com/office/word/2010/wordprocessingDrawing" xmlns:wp="http://schemas.openxmlformats.org/drawingml/2006/wordprocessingDrawing" xmlns:w10="urn:schemas-microsoft-com:office:word" xmlns:w="http://schemas.openxmlformats.org/wordprocessingml/2006/main" xmlns:w14="http://schemas.microsoft.com/office/word/2010/wordml" xmlns:w15="http://schemas.microsoft.com/office/word/2012/wordml" xmlns:w16cex="http://schemas.microsoft.com/office/word/2018/wordml/cex" xmlns:w16cid="http://schemas.microsoft.com/office/word/2016/wordml/cid" xmlns:w16="http://schemas.microsoft.com/office/word/2018/wordml" xmlns:w16du="http://schemas.microsoft.com/office/word/2023/wordml/word16du" xmlns:w16sdtdh="http://schemas.microsoft.com/office/word/2020/wordml/sdtdatahash" xmlns:w16sdtfl="http://schemas.microsoft.com/office/word/2024/wordml/sdtformatlock" xmlns:w16se="http://schemas.microsoft.com/office/word/2015/wordml/symex" xmlns:wpg="http://schemas.microsoft.com/office/word/2010/wordprocessingGroup" xmlns:wpi="http://schemas.microsoft.com/office/word/2010/wordprocessingInk" xmlns:wne="http://schemas.microsoft.com/office/word/2006/wordml" xmlns:wps="http://schemas.microsoft.com/office/word/2010/wordprocessingShape" mc:Ignorable="w14 w15 w16se w16cid w16 w16cex w16sdtdh w16sdtfl w16du wp14">
   <w:p>
     <w:pPr>
       <w:pStyle w:val="Footer"/>
@@ -796,7 +808,7 @@
 </file>
 
 <file path=word/footer2.xml><?xml version="1.0" encoding="utf-8"?>
-<w:ftr xmlns:wpc="http://schemas.microsoft.com/office/word/2010/wordprocessingCanvas" xmlns:cx="http://schemas.microsoft.com/office/drawing/2014/chartex" xmlns:cx1="http://schemas.microsoft.com/office/drawing/2015/9/8/chartex" xmlns:cx2="http://schemas.microsoft.com/office/drawing/2015/10/21/chartex" xmlns:cx3="http://schemas.microsoft.com/office/drawing/2016/5/9/chartex" xmlns:cx4="http://schemas.microsoft.com/office/drawing/2016/5/10/chartex" xmlns:cx5="http://schemas.microsoft.com/office/drawing/2016/5/11/chartex" xmlns:cx6="http://schemas.microsoft.com/office/drawing/2016/5/12/chartex" xmlns:cx7="http://schemas.microsoft.com/office/drawing/2016/5/13/chartex" xmlns:cx8="http://schemas.microsoft.com/office/drawing/2016/5/14/chartex" xmlns:mc="http://schemas.openxmlformats.org/markup-compatibility/2006" xmlns:aink="http://schemas.microsoft.com/office/drawing/2016/ink" xmlns:am3d="http://schemas.microsoft.com/office/drawing/2017/model3d" xmlns:o="urn:schemas-microsoft-com:office:office" xmlns:oel="http://schemas.microsoft.com/office/2019/extlst" xmlns:r="http://schemas.openxmlformats.org/officeDocument/2006/relationships" xmlns:m="http://schemas.openxmlformats.org/officeDocument/2006/math" xmlns:v="urn:schemas-microsoft-com:vml" xmlns:wp14="http://schemas.microsoft.com/office/word/2010/wordprocessingDrawing" xmlns:wp="http://schemas.openxmlformats.org/drawingml/2006/wordprocessingDrawing" xmlns:w10="urn:schemas-microsoft-com:office:word" xmlns:w="http://schemas.openxmlformats.org/wordprocessingml/2006/main" xmlns:w14="http://schemas.microsoft.com/office/word/2010/wordml" xmlns:w15="http://schemas.microsoft.com/office/word/2012/wordml" xmlns:w16cex="http://schemas.microsoft.com/office/word/2018/wordml/cex" xmlns:w16cid="http://schemas.microsoft.com/office/word/2016/wordml/cid" xmlns:w16="http://schemas.microsoft.com/office/word/2018/wordml" xmlns:w16sdtdh="http://schemas.microsoft.com/office/word/2020/wordml/sdtdatahash" xmlns:w16se="http://schemas.microsoft.com/office/word/2015/wordml/symex" xmlns:wpg="http://schemas.microsoft.com/office/word/2010/wordprocessingGroup" xmlns:wpi="http://schemas.microsoft.com/office/word/2010/wordprocessingInk" xmlns:wne="http://schemas.microsoft.com/office/word/2006/wordml" xmlns:wps="http://schemas.microsoft.com/office/word/2010/wordprocessingShape" mc:Ignorable="w14 w15 w16se w16cid w16 w16cex w16sdtdh wp14">
+<w:ftr xmlns:wpc="http://schemas.microsoft.com/office/word/2010/wordprocessingCanvas" xmlns:cx="http://schemas.microsoft.com/office/drawing/2014/chartex" xmlns:cx1="http://schemas.microsoft.com/office/drawing/2015/9/8/chartex" xmlns:cx2="http://schemas.microsoft.com/office/drawing/2015/10/21/chartex" xmlns:cx3="http://schemas.microsoft.com/office/drawing/2016/5/9/chartex" xmlns:cx4="http://schemas.microsoft.com/office/drawing/2016/5/10/chartex" xmlns:cx5="http://schemas.microsoft.com/office/drawing/2016/5/11/chartex" xmlns:cx6="http://schemas.microsoft.com/office/drawing/2016/5/12/chartex" xmlns:cx7="http://schemas.microsoft.com/office/drawing/2016/5/13/chartex" xmlns:cx8="http://schemas.microsoft.com/office/drawing/2016/5/14/chartex" xmlns:mc="http://schemas.openxmlformats.org/markup-compatibility/2006" xmlns:aink="http://schemas.microsoft.com/office/drawing/2016/ink" xmlns:am3d="http://schemas.microsoft.com/office/drawing/2017/model3d" xmlns:o="urn:schemas-microsoft-com:office:office" xmlns:oel="http://schemas.microsoft.com/office/2019/extlst" xmlns:r="http://schemas.openxmlformats.org/officeDocument/2006/relationships" xmlns:m="http://schemas.openxmlformats.org/officeDocument/2006/math" xmlns:v="urn:schemas-microsoft-com:vml" xmlns:wp14="http://schemas.microsoft.com/office/word/2010/wordprocessingDrawing" xmlns:wp="http://schemas.openxmlformats.org/drawingml/2006/wordprocessingDrawing" xmlns:w10="urn:schemas-microsoft-com:office:word" xmlns:w="http://schemas.openxmlformats.org/wordprocessingml/2006/main" xmlns:w14="http://schemas.microsoft.com/office/word/2010/wordml" xmlns:w15="http://schemas.microsoft.com/office/word/2012/wordml" xmlns:w16cex="http://schemas.microsoft.com/office/word/2018/wordml/cex" xmlns:w16cid="http://schemas.microsoft.com/office/word/2016/wordml/cid" xmlns:w16="http://schemas.microsoft.com/office/word/2018/wordml" xmlns:w16du="http://schemas.microsoft.com/office/word/2023/wordml/word16du" xmlns:w16sdtdh="http://schemas.microsoft.com/office/word/2020/wordml/sdtdatahash" xmlns:w16sdtfl="http://schemas.microsoft.com/office/word/2024/wordml/sdtformatlock" xmlns:w16se="http://schemas.microsoft.com/office/word/2015/wordml/symex" xmlns:wpg="http://schemas.microsoft.com/office/word/2010/wordprocessingGroup" xmlns:wpi="http://schemas.microsoft.com/office/word/2010/wordprocessingInk" xmlns:wne="http://schemas.microsoft.com/office/word/2006/wordml" xmlns:wps="http://schemas.microsoft.com/office/word/2010/wordprocessingShape" mc:Ignorable="w14 w15 w16se w16cid w16 w16cex w16sdtdh w16sdtfl w16du wp14">
   <w:p>
     <w:pPr>
       <w:pStyle w:val="Footer"/>
@@ -806,7 +818,7 @@
 </file>
 
 <file path=word/footer3.xml><?xml version="1.0" encoding="utf-8"?>
-<w:ftr xmlns:wpc="http://schemas.microsoft.com/office/word/2010/wordprocessingCanvas" xmlns:cx="http://schemas.microsoft.com/office/drawing/2014/chartex" xmlns:cx1="http://schemas.microsoft.com/office/drawing/2015/9/8/chartex" xmlns:cx2="http://schemas.microsoft.com/office/drawing/2015/10/21/chartex" xmlns:cx3="http://schemas.microsoft.com/office/drawing/2016/5/9/chartex" xmlns:cx4="http://schemas.microsoft.com/office/drawing/2016/5/10/chartex" xmlns:cx5="http://schemas.microsoft.com/office/drawing/2016/5/11/chartex" xmlns:cx6="http://schemas.microsoft.com/office/drawing/2016/5/12/chartex" xmlns:cx7="http://schemas.microsoft.com/office/drawing/2016/5/13/chartex" xmlns:cx8="http://schemas.microsoft.com/office/drawing/2016/5/14/chartex" xmlns:mc="http://schemas.openxmlformats.org/markup-compatibility/2006" xmlns:aink="http://schemas.microsoft.com/office/drawing/2016/ink" xmlns:am3d="http://schemas.microsoft.com/office/drawing/2017/model3d" xmlns:o="urn:schemas-microsoft-com:office:office" xmlns:oel="http://schemas.microsoft.com/office/2019/extlst" xmlns:r="http://schemas.openxmlformats.org/officeDocument/2006/relationships" xmlns:m="http://schemas.openxmlformats.org/officeDocument/2006/math" xmlns:v="urn:schemas-microsoft-com:vml" xmlns:wp14="http://schemas.microsoft.com/office/word/2010/wordprocessingDrawing" xmlns:wp="http://schemas.openxmlformats.org/drawingml/2006/wordprocessingDrawing" xmlns:w10="urn:schemas-microsoft-com:office:word" xmlns:w="http://schemas.openxmlformats.org/wordprocessingml/2006/main" xmlns:w14="http://schemas.microsoft.com/office/word/2010/wordml" xmlns:w15="http://schemas.microsoft.com/office/word/2012/wordml" xmlns:w16cex="http://schemas.microsoft.com/office/word/2018/wordml/cex" xmlns:w16cid="http://schemas.microsoft.com/office/word/2016/wordml/cid" xmlns:w16="http://schemas.microsoft.com/office/word/2018/wordml" xmlns:w16sdtdh="http://schemas.microsoft.com/office/word/2020/wordml/sdtdatahash" xmlns:w16se="http://schemas.microsoft.com/office/word/2015/wordml/symex" xmlns:wpg="http://schemas.microsoft.com/office/word/2010/wordprocessingGroup" xmlns:wpi="http://schemas.microsoft.com/office/word/2010/wordprocessingInk" xmlns:wne="http://schemas.microsoft.com/office/word/2006/wordml" xmlns:wps="http://schemas.microsoft.com/office/word/2010/wordprocessingShape" mc:Ignorable="w14 w15 w16se w16cid w16 w16cex w16sdtdh wp14">
+<w:ftr xmlns:wpc="http://schemas.microsoft.com/office/word/2010/wordprocessingCanvas" xmlns:cx="http://schemas.microsoft.com/office/drawing/2014/chartex" xmlns:cx1="http://schemas.microsoft.com/office/drawing/2015/9/8/chartex" xmlns:cx2="http://schemas.microsoft.com/office/drawing/2015/10/21/chartex" xmlns:cx3="http://schemas.microsoft.com/office/drawing/2016/5/9/chartex" xmlns:cx4="http://schemas.microsoft.com/office/drawing/2016/5/10/chartex" xmlns:cx5="http://schemas.microsoft.com/office/drawing/2016/5/11/chartex" xmlns:cx6="http://schemas.microsoft.com/office/drawing/2016/5/12/chartex" xmlns:cx7="http://schemas.microsoft.com/office/drawing/2016/5/13/chartex" xmlns:cx8="http://schemas.microsoft.com/office/drawing/2016/5/14/chartex" xmlns:mc="http://schemas.openxmlformats.org/markup-compatibility/2006" xmlns:aink="http://schemas.microsoft.com/office/drawing/2016/ink" xmlns:am3d="http://schemas.microsoft.com/office/drawing/2017/model3d" xmlns:o="urn:schemas-microsoft-com:office:office" xmlns:oel="http://schemas.microsoft.com/office/2019/extlst" xmlns:r="http://schemas.openxmlformats.org/officeDocument/2006/relationships" xmlns:m="http://schemas.openxmlformats.org/officeDocument/2006/math" xmlns:v="urn:schemas-microsoft-com:vml" xmlns:wp14="http://schemas.microsoft.com/office/word/2010/wordprocessingDrawing" xmlns:wp="http://schemas.openxmlformats.org/drawingml/2006/wordprocessingDrawing" xmlns:w10="urn:schemas-microsoft-com:office:word" xmlns:w="http://schemas.openxmlformats.org/wordprocessingml/2006/main" xmlns:w14="http://schemas.microsoft.com/office/word/2010/wordml" xmlns:w15="http://schemas.microsoft.com/office/word/2012/wordml" xmlns:w16cex="http://schemas.microsoft.com/office/word/2018/wordml/cex" xmlns:w16cid="http://schemas.microsoft.com/office/word/2016/wordml/cid" xmlns:w16="http://schemas.microsoft.com/office/word/2018/wordml" xmlns:w16du="http://schemas.microsoft.com/office/word/2023/wordml/word16du" xmlns:w16sdtdh="http://schemas.microsoft.com/office/word/2020/wordml/sdtdatahash" xmlns:w16sdtfl="http://schemas.microsoft.com/office/word/2024/wordml/sdtformatlock" xmlns:w16se="http://schemas.microsoft.com/office/word/2015/wordml/symex" xmlns:wpg="http://schemas.microsoft.com/office/word/2010/wordprocessingGroup" xmlns:wpi="http://schemas.microsoft.com/office/word/2010/wordprocessingInk" xmlns:wne="http://schemas.microsoft.com/office/word/2006/wordml" xmlns:wps="http://schemas.microsoft.com/office/word/2010/wordprocessingShape" mc:Ignorable="w14 w15 w16se w16cid w16 w16cex w16sdtdh w16sdtfl w16du wp14">
   <w:p>
     <w:pPr>
       <w:pStyle w:val="Footer"/>
@@ -816,7 +828,7 @@
 </file>
 
 <file path=word/footnotes.xml><?xml version="1.0" encoding="utf-8"?>
-<w:footnotes xmlns:wpc="http://schemas.microsoft.com/office/word/2010/wordprocessingCanvas" xmlns:cx="http://schemas.microsoft.com/office/drawing/2014/chartex" xmlns:cx1="http://schemas.microsoft.com/office/drawing/2015/9/8/chartex" xmlns:cx2="http://schemas.microsoft.com/office/drawing/2015/10/21/chartex" xmlns:cx3="http://schemas.microsoft.com/office/drawing/2016/5/9/chartex" xmlns:cx4="http://schemas.microsoft.com/office/drawing/2016/5/10/chartex" xmlns:cx5="http://schemas.microsoft.com/office/drawing/2016/5/11/chartex" xmlns:cx6="http://schemas.microsoft.com/office/drawing/2016/5/12/chartex" xmlns:cx7="http://schemas.microsoft.com/office/drawing/2016/5/13/chartex" xmlns:cx8="http://schemas.microsoft.com/office/drawing/2016/5/14/chartex" xmlns:mc="http://schemas.openxmlformats.org/markup-compatibility/2006" xmlns:aink="http://schemas.microsoft.com/office/drawing/2016/ink" xmlns:am3d="http://schemas.microsoft.com/office/drawing/2017/model3d" xmlns:o="urn:schemas-microsoft-com:office:office" xmlns:oel="http://schemas.microsoft.com/office/2019/extlst" xmlns:r="http://schemas.openxmlformats.org/officeDocument/2006/relationships" xmlns:m="http://schemas.openxmlformats.org/officeDocument/2006/math" xmlns:v="urn:schemas-microsoft-com:vml" xmlns:wp14="http://schemas.microsoft.com/office/word/2010/wordprocessingDrawing" xmlns:wp="http://schemas.openxmlformats.org/drawingml/2006/wordprocessingDrawing" xmlns:w10="urn:schemas-microsoft-com:office:word" xmlns:w="http://schemas.openxmlformats.org/wordprocessingml/2006/main" xmlns:w14="http://schemas.microsoft.com/office/word/2010/wordml" xmlns:w15="http://schemas.microsoft.com/office/word/2012/wordml" xmlns:w16cex="http://schemas.microsoft.com/office/word/2018/wordml/cex" xmlns:w16cid="http://schemas.microsoft.com/office/word/2016/wordml/cid" xmlns:w16="http://schemas.microsoft.com/office/word/2018/wordml" xmlns:w16sdtdh="http://schemas.microsoft.com/office/word/2020/wordml/sdtdatahash" xmlns:w16se="http://schemas.microsoft.com/office/word/2015/wordml/symex" xmlns:wpg="http://schemas.microsoft.com/office/word/2010/wordprocessingGroup" xmlns:wpi="http://schemas.microsoft.com/office/word/2010/wordprocessingInk" xmlns:wne="http://schemas.microsoft.com/office/word/2006/wordml" xmlns:wps="http://schemas.microsoft.com/office/word/2010/wordprocessingShape" mc:Ignorable="w14 w15 w16se w16cid w16 w16cex w16sdtdh wp14">
+<w:footnotes xmlns:wpc="http://schemas.microsoft.com/office/word/2010/wordprocessingCanvas" xmlns:cx="http://schemas.microsoft.com/office/drawing/2014/chartex" xmlns:cx1="http://schemas.microsoft.com/office/drawing/2015/9/8/chartex" xmlns:cx2="http://schemas.microsoft.com/office/drawing/2015/10/21/chartex" xmlns:cx3="http://schemas.microsoft.com/office/drawing/2016/5/9/chartex" xmlns:cx4="http://schemas.microsoft.com/office/drawing/2016/5/10/chartex" xmlns:cx5="http://schemas.microsoft.com/office/drawing/2016/5/11/chartex" xmlns:cx6="http://schemas.microsoft.com/office/drawing/2016/5/12/chartex" xmlns:cx7="http://schemas.microsoft.com/office/drawing/2016/5/13/chartex" xmlns:cx8="http://schemas.microsoft.com/office/drawing/2016/5/14/chartex" xmlns:mc="http://schemas.openxmlformats.org/markup-compatibility/2006" xmlns:aink="http://schemas.microsoft.com/office/drawing/2016/ink" xmlns:am3d="http://schemas.microsoft.com/office/drawing/2017/model3d" xmlns:o="urn:schemas-microsoft-com:office:office" xmlns:oel="http://schemas.microsoft.com/office/2019/extlst" xmlns:r="http://schemas.openxmlformats.org/officeDocument/2006/relationships" xmlns:m="http://schemas.openxmlformats.org/officeDocument/2006/math" xmlns:v="urn:schemas-microsoft-com:vml" xmlns:wp14="http://schemas.microsoft.com/office/word/2010/wordprocessingDrawing" xmlns:wp="http://schemas.openxmlformats.org/drawingml/2006/wordprocessingDrawing" xmlns:w10="urn:schemas-microsoft-com:office:word" xmlns:w="http://schemas.openxmlformats.org/wordprocessingml/2006/main" xmlns:w14="http://schemas.microsoft.com/office/word/2010/wordml" xmlns:w15="http://schemas.microsoft.com/office/word/2012/wordml" xmlns:w16cex="http://schemas.microsoft.com/office/word/2018/wordml/cex" xmlns:w16cid="http://schemas.microsoft.com/office/word/2016/wordml/cid" xmlns:w16="http://schemas.microsoft.com/office/word/2018/wordml" xmlns:w16du="http://schemas.microsoft.com/office/word/2023/wordml/word16du" xmlns:w16sdtdh="http://schemas.microsoft.com/office/word/2020/wordml/sdtdatahash" xmlns:w16sdtfl="http://schemas.microsoft.com/office/word/2024/wordml/sdtformatlock" xmlns:w16se="http://schemas.microsoft.com/office/word/2015/wordml/symex" xmlns:wpg="http://schemas.microsoft.com/office/word/2010/wordprocessingGroup" xmlns:wpi="http://schemas.microsoft.com/office/word/2010/wordprocessingInk" xmlns:wne="http://schemas.microsoft.com/office/word/2006/wordml" xmlns:wps="http://schemas.microsoft.com/office/word/2010/wordprocessingShape" mc:Ignorable="w14 w15 w16se w16cid w16 w16cex w16sdtdh w16sdtfl w16du wp14">
   <w:footnote w:type="separator" w:id="-1">
     <w:p>
       <w:pPr>
@@ -841,7 +853,7 @@
 </file>
 
 <file path=word/header1.xml><?xml version="1.0" encoding="utf-8"?>
-<w:hdr xmlns:wpc="http://schemas.microsoft.com/office/word/2010/wordprocessingCanvas" xmlns:cx="http://schemas.microsoft.com/office/drawing/2014/chartex" xmlns:cx1="http://schemas.microsoft.com/office/drawing/2015/9/8/chartex" xmlns:cx2="http://schemas.microsoft.com/office/drawing/2015/10/21/chartex" xmlns:cx3="http://schemas.microsoft.com/office/drawing/2016/5/9/chartex" xmlns:cx4="http://schemas.microsoft.com/office/drawing/2016/5/10/chartex" xmlns:cx5="http://schemas.microsoft.com/office/drawing/2016/5/11/chartex" xmlns:cx6="http://schemas.microsoft.com/office/drawing/2016/5/12/chartex" xmlns:cx7="http://schemas.microsoft.com/office/drawing/2016/5/13/chartex" xmlns:cx8="http://schemas.microsoft.com/office/drawing/2016/5/14/chartex" xmlns:mc="http://schemas.openxmlformats.org/markup-compatibility/2006" xmlns:aink="http://schemas.microsoft.com/office/drawing/2016/ink" xmlns:am3d="http://schemas.microsoft.com/office/drawing/2017/model3d" xmlns:o="urn:schemas-microsoft-com:office:office" xmlns:oel="http://schemas.microsoft.com/office/2019/extlst" xmlns:r="http://schemas.openxmlformats.org/officeDocument/2006/relationships" xmlns:m="http://schemas.openxmlformats.org/officeDocument/2006/math" xmlns:v="urn:schemas-microsoft-com:vml" xmlns:wp14="http://schemas.microsoft.com/office/word/2010/wordprocessingDrawing" xmlns:wp="http://schemas.openxmlformats.org/drawingml/2006/wordprocessingDrawing" xmlns:w10="urn:schemas-microsoft-com:office:word" xmlns:w="http://schemas.openxmlformats.org/wordprocessingml/2006/main" xmlns:w14="http://schemas.microsoft.com/office/word/2010/wordml" xmlns:w15="http://schemas.microsoft.com/office/word/2012/wordml" xmlns:w16cex="http://schemas.microsoft.com/office/word/2018/wordml/cex" xmlns:w16cid="http://schemas.microsoft.com/office/word/2016/wordml/cid" xmlns:w16="http://schemas.microsoft.com/office/word/2018/wordml" xmlns:w16sdtdh="http://schemas.microsoft.com/office/word/2020/wordml/sdtdatahash" xmlns:w16se="http://schemas.microsoft.com/office/word/2015/wordml/symex" xmlns:wpg="http://schemas.microsoft.com/office/word/2010/wordprocessingGroup" xmlns:wpi="http://schemas.microsoft.com/office/word/2010/wordprocessingInk" xmlns:wne="http://schemas.microsoft.com/office/word/2006/wordml" xmlns:wps="http://schemas.microsoft.com/office/word/2010/wordprocessingShape" mc:Ignorable="w14 w15 w16se w16cid w16 w16cex w16sdtdh wp14">
+<w:hdr xmlns:wpc="http://schemas.microsoft.com/office/word/2010/wordprocessingCanvas" xmlns:cx="http://schemas.microsoft.com/office/drawing/2014/chartex" xmlns:cx1="http://schemas.microsoft.com/office/drawing/2015/9/8/chartex" xmlns:cx2="http://schemas.microsoft.com/office/drawing/2015/10/21/chartex" xmlns:cx3="http://schemas.microsoft.com/office/drawing/2016/5/9/chartex" xmlns:cx4="http://schemas.microsoft.com/office/drawing/2016/5/10/chartex" xmlns:cx5="http://schemas.microsoft.com/office/drawing/2016/5/11/chartex" xmlns:cx6="http://schemas.microsoft.com/office/drawing/2016/5/12/chartex" xmlns:cx7="http://schemas.microsoft.com/office/drawing/2016/5/13/chartex" xmlns:cx8="http://schemas.microsoft.com/office/drawing/2016/5/14/chartex" xmlns:mc="http://schemas.openxmlformats.org/markup-compatibility/2006" xmlns:aink="http://schemas.microsoft.com/office/drawing/2016/ink" xmlns:am3d="http://schemas.microsoft.com/office/drawing/2017/model3d" xmlns:o="urn:schemas-microsoft-com:office:office" xmlns:oel="http://schemas.microsoft.com/office/2019/extlst" xmlns:r="http://schemas.openxmlformats.org/officeDocument/2006/relationships" xmlns:m="http://schemas.openxmlformats.org/officeDocument/2006/math" xmlns:v="urn:schemas-microsoft-com:vml" xmlns:wp14="http://schemas.microsoft.com/office/word/2010/wordprocessingDrawing" xmlns:wp="http://schemas.openxmlformats.org/drawingml/2006/wordprocessingDrawing" xmlns:w10="urn:schemas-microsoft-com:office:word" xmlns:w="http://schemas.openxmlformats.org/wordprocessingml/2006/main" xmlns:w14="http://schemas.microsoft.com/office/word/2010/wordml" xmlns:w15="http://schemas.microsoft.com/office/word/2012/wordml" xmlns:w16cex="http://schemas.microsoft.com/office/word/2018/wordml/cex" xmlns:w16cid="http://schemas.microsoft.com/office/word/2016/wordml/cid" xmlns:w16="http://schemas.microsoft.com/office/word/2018/wordml" xmlns:w16du="http://schemas.microsoft.com/office/word/2023/wordml/word16du" xmlns:w16sdtdh="http://schemas.microsoft.com/office/word/2020/wordml/sdtdatahash" xmlns:w16sdtfl="http://schemas.microsoft.com/office/word/2024/wordml/sdtformatlock" xmlns:w16se="http://schemas.microsoft.com/office/word/2015/wordml/symex" xmlns:wpg="http://schemas.microsoft.com/office/word/2010/wordprocessingGroup" xmlns:wpi="http://schemas.microsoft.com/office/word/2010/wordprocessingInk" xmlns:wne="http://schemas.microsoft.com/office/word/2006/wordml" xmlns:wps="http://schemas.microsoft.com/office/word/2010/wordprocessingShape" mc:Ignorable="w14 w15 w16se w16cid w16 w16cex w16sdtdh w16sdtfl w16du wp14">
   <w:p>
     <w:pPr>
       <w:pStyle w:val="Header"/>
@@ -851,7 +863,7 @@
 </file>
 
 <file path=word/header2.xml><?xml version="1.0" encoding="utf-8"?>
-<w:hdr xmlns:wpc="http://schemas.microsoft.com/office/word/2010/wordprocessingCanvas" xmlns:cx="http://schemas.microsoft.com/office/drawing/2014/chartex" xmlns:cx1="http://schemas.microsoft.com/office/drawing/2015/9/8/chartex" xmlns:cx2="http://schemas.microsoft.com/office/drawing/2015/10/21/chartex" xmlns:cx3="http://schemas.microsoft.com/office/drawing/2016/5/9/chartex" xmlns:cx4="http://schemas.microsoft.com/office/drawing/2016/5/10/chartex" xmlns:cx5="http://schemas.microsoft.com/office/drawing/2016/5/11/chartex" xmlns:cx6="http://schemas.microsoft.com/office/drawing/2016/5/12/chartex" xmlns:cx7="http://schemas.microsoft.com/office/drawing/2016/5/13/chartex" xmlns:cx8="http://schemas.microsoft.com/office/drawing/2016/5/14/chartex" xmlns:mc="http://schemas.openxmlformats.org/markup-compatibility/2006" xmlns:aink="http://schemas.microsoft.com/office/drawing/2016/ink" xmlns:am3d="http://schemas.microsoft.com/office/drawing/2017/model3d" xmlns:o="urn:schemas-microsoft-com:office:office" xmlns:oel="http://schemas.microsoft.com/office/2019/extlst" xmlns:r="http://schemas.openxmlformats.org/officeDocument/2006/relationships" xmlns:m="http://schemas.openxmlformats.org/officeDocument/2006/math" xmlns:v="urn:schemas-microsoft-com:vml" xmlns:wp14="http://schemas.microsoft.com/office/word/2010/wordprocessingDrawing" xmlns:wp="http://schemas.openxmlformats.org/drawingml/2006/wordprocessingDrawing" xmlns:w10="urn:schemas-microsoft-com:office:word" xmlns:w="http://schemas.openxmlformats.org/wordprocessingml/2006/main" xmlns:w14="http://schemas.microsoft.com/office/word/2010/wordml" xmlns:w15="http://schemas.microsoft.com/office/word/2012/wordml" xmlns:w16cex="http://schemas.microsoft.com/office/word/2018/wordml/cex" xmlns:w16cid="http://schemas.microsoft.com/office/word/2016/wordml/cid" xmlns:w16="http://schemas.microsoft.com/office/word/2018/wordml" xmlns:w16sdtdh="http://schemas.microsoft.com/office/word/2020/wordml/sdtdatahash" xmlns:w16se="http://schemas.microsoft.com/office/word/2015/wordml/symex" xmlns:wpg="http://schemas.microsoft.com/office/word/2010/wordprocessingGroup" xmlns:wpi="http://schemas.microsoft.com/office/word/2010/wordprocessingInk" xmlns:wne="http://schemas.microsoft.com/office/word/2006/wordml" xmlns:wps="http://schemas.microsoft.com/office/word/2010/wordprocessingShape" mc:Ignorable="w14 w15 w16se w16cid w16 w16cex w16sdtdh wp14">
+<w:hdr xmlns:wpc="http://schemas.microsoft.com/office/word/2010/wordprocessingCanvas" xmlns:cx="http://schemas.microsoft.com/office/drawing/2014/chartex" xmlns:cx1="http://schemas.microsoft.com/office/drawing/2015/9/8/chartex" xmlns:cx2="http://schemas.microsoft.com/office/drawing/2015/10/21/chartex" xmlns:cx3="http://schemas.microsoft.com/office/drawing/2016/5/9/chartex" xmlns:cx4="http://schemas.microsoft.com/office/drawing/2016/5/10/chartex" xmlns:cx5="http://schemas.microsoft.com/office/drawing/2016/5/11/chartex" xmlns:cx6="http://schemas.microsoft.com/office/drawing/2016/5/12/chartex" xmlns:cx7="http://schemas.microsoft.com/office/drawing/2016/5/13/chartex" xmlns:cx8="http://schemas.microsoft.com/office/drawing/2016/5/14/chartex" xmlns:mc="http://schemas.openxmlformats.org/markup-compatibility/2006" xmlns:aink="http://schemas.microsoft.com/office/drawing/2016/ink" xmlns:am3d="http://schemas.microsoft.com/office/drawing/2017/model3d" xmlns:o="urn:schemas-microsoft-com:office:office" xmlns:oel="http://schemas.microsoft.com/office/2019/extlst" xmlns:r="http://schemas.openxmlformats.org/officeDocument/2006/relationships" xmlns:m="http://schemas.openxmlformats.org/officeDocument/2006/math" xmlns:v="urn:schemas-microsoft-com:vml" xmlns:wp14="http://schemas.microsoft.com/office/word/2010/wordprocessingDrawing" xmlns:wp="http://schemas.openxmlformats.org/drawingml/2006/wordprocessingDrawing" xmlns:w10="urn:schemas-microsoft-com:office:word" xmlns:w="http://schemas.openxmlformats.org/wordprocessingml/2006/main" xmlns:w14="http://schemas.microsoft.com/office/word/2010/wordml" xmlns:w15="http://schemas.microsoft.com/office/word/2012/wordml" xmlns:w16cex="http://schemas.microsoft.com/office/word/2018/wordml/cex" xmlns:w16cid="http://schemas.microsoft.com/office/word/2016/wordml/cid" xmlns:w16="http://schemas.microsoft.com/office/word/2018/wordml" xmlns:w16du="http://schemas.microsoft.com/office/word/2023/wordml/word16du" xmlns:w16sdtdh="http://schemas.microsoft.com/office/word/2020/wordml/sdtdatahash" xmlns:w16sdtfl="http://schemas.microsoft.com/office/word/2024/wordml/sdtformatlock" xmlns:w16se="http://schemas.microsoft.com/office/word/2015/wordml/symex" xmlns:wpg="http://schemas.microsoft.com/office/word/2010/wordprocessingGroup" xmlns:wpi="http://schemas.microsoft.com/office/word/2010/wordprocessingInk" xmlns:wne="http://schemas.microsoft.com/office/word/2006/wordml" xmlns:wps="http://schemas.microsoft.com/office/word/2010/wordprocessingShape" mc:Ignorable="w14 w15 w16se w16cid w16 w16cex w16sdtdh w16sdtfl w16du wp14">
   <w:p>
     <w:pPr>
       <w:pStyle w:val="Header"/>
@@ -862,7 +874,7 @@
 </file>
 
 <file path=word/header3.xml><?xml version="1.0" encoding="utf-8"?>
-<w:hdr xmlns:wpc="http://schemas.microsoft.com/office/word/2010/wordprocessingCanvas" xmlns:cx="http://schemas.microsoft.com/office/drawing/2014/chartex" xmlns:cx1="http://schemas.microsoft.com/office/drawing/2015/9/8/chartex" xmlns:cx2="http://schemas.microsoft.com/office/drawing/2015/10/21/chartex" xmlns:cx3="http://schemas.microsoft.com/office/drawing/2016/5/9/chartex" xmlns:cx4="http://schemas.microsoft.com/office/drawing/2016/5/10/chartex" xmlns:cx5="http://schemas.microsoft.com/office/drawing/2016/5/11/chartex" xmlns:cx6="http://schemas.microsoft.com/office/drawing/2016/5/12/chartex" xmlns:cx7="http://schemas.microsoft.com/office/drawing/2016/5/13/chartex" xmlns:cx8="http://schemas.microsoft.com/office/drawing/2016/5/14/chartex" xmlns:mc="http://schemas.openxmlformats.org/markup-compatibility/2006" xmlns:aink="http://schemas.microsoft.com/office/drawing/2016/ink" xmlns:am3d="http://schemas.microsoft.com/office/drawing/2017/model3d" xmlns:o="urn:schemas-microsoft-com:office:office" xmlns:oel="http://schemas.microsoft.com/office/2019/extlst" xmlns:r="http://schemas.openxmlformats.org/officeDocument/2006/relationships" xmlns:m="http://schemas.openxmlformats.org/officeDocument/2006/math" xmlns:v="urn:schemas-microsoft-com:vml" xmlns:wp14="http://schemas.microsoft.com/office/word/2010/wordprocessingDrawing" xmlns:wp="http://schemas.openxmlformats.org/drawingml/2006/wordprocessingDrawing" xmlns:w10="urn:schemas-microsoft-com:office:word" xmlns:w="http://schemas.openxmlformats.org/wordprocessingml/2006/main" xmlns:w14="http://schemas.microsoft.com/office/word/2010/wordml" xmlns:w15="http://schemas.microsoft.com/office/word/2012/wordml" xmlns:w16cex="http://schemas.microsoft.com/office/word/2018/wordml/cex" xmlns:w16cid="http://schemas.microsoft.com/office/word/2016/wordml/cid" xmlns:w16="http://schemas.microsoft.com/office/word/2018/wordml" xmlns:w16sdtdh="http://schemas.microsoft.com/office/word/2020/wordml/sdtdatahash" xmlns:w16se="http://schemas.microsoft.com/office/word/2015/wordml/symex" xmlns:wpg="http://schemas.microsoft.com/office/word/2010/wordprocessingGroup" xmlns:wpi="http://schemas.microsoft.com/office/word/2010/wordprocessingInk" xmlns:wne="http://schemas.microsoft.com/office/word/2006/wordml" xmlns:wps="http://schemas.microsoft.com/office/word/2010/wordprocessingShape" mc:Ignorable="w14 w15 w16se w16cid w16 w16cex w16sdtdh wp14">
+<w:hdr xmlns:wpc="http://schemas.microsoft.com/office/word/2010/wordprocessingCanvas" xmlns:cx="http://schemas.microsoft.com/office/drawing/2014/chartex" xmlns:cx1="http://schemas.microsoft.com/office/drawing/2015/9/8/chartex" xmlns:cx2="http://schemas.microsoft.com/office/drawing/2015/10/21/chartex" xmlns:cx3="http://schemas.microsoft.com/office/drawing/2016/5/9/chartex" xmlns:cx4="http://schemas.microsoft.com/office/drawing/2016/5/10/chartex" xmlns:cx5="http://schemas.microsoft.com/office/drawing/2016/5/11/chartex" xmlns:cx6="http://schemas.microsoft.com/office/drawing/2016/5/12/chartex" xmlns:cx7="http://schemas.microsoft.com/office/drawing/2016/5/13/chartex" xmlns:cx8="http://schemas.microsoft.com/office/drawing/2016/5/14/chartex" xmlns:mc="http://schemas.openxmlformats.org/markup-compatibility/2006" xmlns:aink="http://schemas.microsoft.com/office/drawing/2016/ink" xmlns:am3d="http://schemas.microsoft.com/office/drawing/2017/model3d" xmlns:o="urn:schemas-microsoft-com:office:office" xmlns:oel="http://schemas.microsoft.com/office/2019/extlst" xmlns:r="http://schemas.openxmlformats.org/officeDocument/2006/relationships" xmlns:m="http://schemas.openxmlformats.org/officeDocument/2006/math" xmlns:v="urn:schemas-microsoft-com:vml" xmlns:wp14="http://schemas.microsoft.com/office/word/2010/wordprocessingDrawing" xmlns:wp="http://schemas.openxmlformats.org/drawingml/2006/wordprocessingDrawing" xmlns:w10="urn:schemas-microsoft-com:office:word" xmlns:w="http://schemas.openxmlformats.org/wordprocessingml/2006/main" xmlns:w14="http://schemas.microsoft.com/office/word/2010/wordml" xmlns:w15="http://schemas.microsoft.com/office/word/2012/wordml" xmlns:w16cex="http://schemas.microsoft.com/office/word/2018/wordml/cex" xmlns:w16cid="http://schemas.microsoft.com/office/word/2016/wordml/cid" xmlns:w16="http://schemas.microsoft.com/office/word/2018/wordml" xmlns:w16du="http://schemas.microsoft.com/office/word/2023/wordml/word16du" xmlns:w16sdtdh="http://schemas.microsoft.com/office/word/2020/wordml/sdtdatahash" xmlns:w16sdtfl="http://schemas.microsoft.com/office/word/2024/wordml/sdtformatlock" xmlns:w16se="http://schemas.microsoft.com/office/word/2015/wordml/symex" xmlns:wpg="http://schemas.microsoft.com/office/word/2010/wordprocessingGroup" xmlns:wpi="http://schemas.microsoft.com/office/word/2010/wordprocessingInk" xmlns:wne="http://schemas.microsoft.com/office/word/2006/wordml" xmlns:wps="http://schemas.microsoft.com/office/word/2010/wordprocessingShape" mc:Ignorable="w14 w15 w16se w16cid w16 w16cex w16sdtdh w16sdtfl w16du wp14">
   <w:p>
     <w:pPr>
       <w:pStyle w:val="Header"/>
@@ -871,7 +883,7 @@
     <w:r>
       <w:tab/>
       <w:tab/>
-      <w:t>2026-06-17</w:t>
+      <w:t>2026-06-18</w:t>
       <w:br/>
       <w:br/>
     </w:r>
@@ -888,7 +900,7 @@
 </file>
 
 <file path=word/numbering.xml><?xml version="1.0" encoding="utf-8"?>
-<w:numbering xmlns:wpc="http://schemas.microsoft.com/office/word/2010/wordprocessingCanvas" xmlns:cx="http://schemas.microsoft.com/office/drawing/2014/chartex" xmlns:cx1="http://schemas.microsoft.com/office/drawing/2015/9/8/chartex" xmlns:cx2="http://schemas.microsoft.com/office/drawing/2015/10/21/chartex" xmlns:cx3="http://schemas.microsoft.com/office/drawing/2016/5/9/chartex" xmlns:cx4="http://schemas.microsoft.com/office/drawing/2016/5/10/chartex" xmlns:cx5="http://schemas.microsoft.com/office/drawing/2016/5/11/chartex" xmlns:cx6="http://schemas.microsoft.com/office/drawing/2016/5/12/chartex" xmlns:cx7="http://schemas.microsoft.com/office/drawing/2016/5/13/chartex" xmlns:cx8="http://schemas.microsoft.com/office/drawing/2016/5/14/chartex" xmlns:mc="http://schemas.openxmlformats.org/markup-compatibility/2006" xmlns:aink="http://schemas.microsoft.com/office/drawing/2016/ink" xmlns:am3d="http://schemas.microsoft.com/office/drawing/2017/model3d" xmlns:o="urn:schemas-microsoft-com:office:office" xmlns:oel="http://schemas.microsoft.com/office/2019/extlst" xmlns:r="http://schemas.openxmlformats.org/officeDocument/2006/relationships" xmlns:m="http://schemas.openxmlformats.org/officeDocument/2006/math" xmlns:v="urn:schemas-microsoft-com:vml" xmlns:wp14="http://schemas.microsoft.com/office/word/2010/wordprocessingDrawing" xmlns:wp="http://schemas.openxmlformats.org/drawingml/2006/wordprocessingDrawing" xmlns:w10="urn:schemas-microsoft-com:office:word" xmlns:w="http://schemas.openxmlformats.org/wordprocessingml/2006/main" xmlns:w14="http://schemas.microsoft.com/office/word/2010/wordml" xmlns:w15="http://schemas.microsoft.com/office/word/2012/wordml" xmlns:w16cex="http://schemas.microsoft.com/office/word/2018/wordml/cex" xmlns:w16cid="http://schemas.microsoft.com/office/word/2016/wordml/cid" xmlns:w16="http://schemas.microsoft.com/office/word/2018/wordml" xmlns:w16sdtdh="http://schemas.microsoft.com/office/word/2020/wordml/sdtdatahash" xmlns:w16se="http://schemas.microsoft.com/office/word/2015/wordml/symex" xmlns:wpg="http://schemas.microsoft.com/office/word/2010/wordprocessingGroup" xmlns:wpi="http://schemas.microsoft.com/office/word/2010/wordprocessingInk" xmlns:wne="http://schemas.microsoft.com/office/word/2006/wordml" xmlns:wps="http://schemas.microsoft.com/office/word/2010/wordprocessingShape" mc:Ignorable="w14 w15 w16se w16cid w16 w16cex w16sdtdh wp14">
+<w:numbering xmlns:wpc="http://schemas.microsoft.com/office/word/2010/wordprocessingCanvas" xmlns:cx="http://schemas.microsoft.com/office/drawing/2014/chartex" xmlns:cx1="http://schemas.microsoft.com/office/drawing/2015/9/8/chartex" xmlns:cx2="http://schemas.microsoft.com/office/drawing/2015/10/21/chartex" xmlns:cx3="http://schemas.microsoft.com/office/drawing/2016/5/9/chartex" xmlns:cx4="http://schemas.microsoft.com/office/drawing/2016/5/10/chartex" xmlns:cx5="http://schemas.microsoft.com/office/drawing/2016/5/11/chartex" xmlns:cx6="http://schemas.microsoft.com/office/drawing/2016/5/12/chartex" xmlns:cx7="http://schemas.microsoft.com/office/drawing/2016/5/13/chartex" xmlns:cx8="http://schemas.microsoft.com/office/drawing/2016/5/14/chartex" xmlns:mc="http://schemas.openxmlformats.org/markup-compatibility/2006" xmlns:aink="http://schemas.microsoft.com/office/drawing/2016/ink" xmlns:am3d="http://schemas.microsoft.com/office/drawing/2017/model3d" xmlns:o="urn:schemas-microsoft-com:office:office" xmlns:oel="http://schemas.microsoft.com/office/2019/extlst" xmlns:r="http://schemas.openxmlformats.org/officeDocument/2006/relationships" xmlns:m="http://schemas.openxmlformats.org/officeDocument/2006/math" xmlns:v="urn:schemas-microsoft-com:vml" xmlns:wp14="http://schemas.microsoft.com/office/word/2010/wordprocessingDrawing" xmlns:wp="http://schemas.openxmlformats.org/drawingml/2006/wordprocessingDrawing" xmlns:w10="urn:schemas-microsoft-com:office:word" xmlns:w="http://schemas.openxmlformats.org/wordprocessingml/2006/main" xmlns:w14="http://schemas.microsoft.com/office/word/2010/wordml" xmlns:w15="http://schemas.microsoft.com/office/word/2012/wordml" xmlns:w16cex="http://schemas.microsoft.com/office/word/2018/wordml/cex" xmlns:w16cid="http://schemas.microsoft.com/office/word/2016/wordml/cid" xmlns:w16="http://schemas.microsoft.com/office/word/2018/wordml" xmlns:w16du="http://schemas.microsoft.com/office/word/2023/wordml/word16du" xmlns:w16sdtdh="http://schemas.microsoft.com/office/word/2020/wordml/sdtdatahash" xmlns:w16sdtfl="http://schemas.microsoft.com/office/word/2024/wordml/sdtformatlock" xmlns:w16se="http://schemas.microsoft.com/office/word/2015/wordml/symex" xmlns:wpg="http://schemas.microsoft.com/office/word/2010/wordprocessingGroup" xmlns:wpi="http://schemas.microsoft.com/office/word/2010/wordprocessingInk" xmlns:wne="http://schemas.microsoft.com/office/word/2006/wordml" xmlns:wps="http://schemas.microsoft.com/office/word/2010/wordprocessingShape" mc:Ignorable="w14 w15 w16se w16cid w16 w16cex w16sdtdh w16sdtfl w16du wp14">
   <w:abstractNum w:abstractNumId="0" w15:restartNumberingAfterBreak="0">
     <w:nsid w:val="FFFFFF7C"/>
     <w:multiLevelType w:val="singleLevel"/>
@@ -1091,7 +1103,7 @@
 </file>
 
 <file path=word/styles.xml><?xml version="1.0" encoding="utf-8"?>
-<w:styles xmlns:mc="http://schemas.openxmlformats.org/markup-compatibility/2006" xmlns:r="http://schemas.openxmlformats.org/officeDocument/2006/relationships" xmlns:w="http://schemas.openxmlformats.org/wordprocessingml/2006/main" xmlns:w14="http://schemas.microsoft.com/office/word/2010/wordml" xmlns:w15="http://schemas.microsoft.com/office/word/2012/wordml" xmlns:w16cex="http://schemas.microsoft.com/office/word/2018/wordml/cex" xmlns:w16cid="http://schemas.microsoft.com/office/word/2016/wordml/cid" xmlns:w16="http://schemas.microsoft.com/office/word/2018/wordml" xmlns:w16sdtdh="http://schemas.microsoft.com/office/word/2020/wordml/sdtdatahash" xmlns:w16se="http://schemas.microsoft.com/office/word/2015/wordml/symex" mc:Ignorable="w14 w15 w16se w16cid w16 w16cex w16sdtdh">
+<w:styles xmlns:mc="http://schemas.openxmlformats.org/markup-compatibility/2006" xmlns:r="http://schemas.openxmlformats.org/officeDocument/2006/relationships" xmlns:w="http://schemas.openxmlformats.org/wordprocessingml/2006/main" xmlns:w14="http://schemas.microsoft.com/office/word/2010/wordml" xmlns:w15="http://schemas.microsoft.com/office/word/2012/wordml" xmlns:w16cex="http://schemas.microsoft.com/office/word/2018/wordml/cex" xmlns:w16cid="http://schemas.microsoft.com/office/word/2016/wordml/cid" xmlns:w16="http://schemas.microsoft.com/office/word/2018/wordml" xmlns:w16du="http://schemas.microsoft.com/office/word/2023/wordml/word16du" xmlns:w16sdtdh="http://schemas.microsoft.com/office/word/2020/wordml/sdtdatahash" xmlns:w16sdtfl="http://schemas.microsoft.com/office/word/2024/wordml/sdtformatlock" xmlns:w16se="http://schemas.microsoft.com/office/word/2015/wordml/symex" mc:Ignorable="w14 w15 w16se w16cid w16 w16cex w16sdtdh w16sdtfl w16du">
   <w:docDefaults>
     <w:rPrDefault>
       <w:rPr>
@@ -1849,7 +1861,7 @@
     <w:link w:val="TitleChar"/>
     <w:uiPriority w:val="10"/>
     <w:qFormat/>
-    <w:rsid w:val="007106C8"/>
+    <w:rsid w:val="00E854FA"/>
     <w:pPr>
       <w:spacing w:after="300" w:line="240" w:lineRule="auto"/>
       <w:contextualSpacing/>
@@ -1859,7 +1871,7 @@
       <w:rFonts w:eastAsiaTheme="majorEastAsia" w:cstheme="majorBidi"/>
       <w:spacing w:val="5"/>
       <w:kern w:val="28"/>
-      <w:sz w:val="52"/>
+      <w:sz w:val="40"/>
       <w:szCs w:val="52"/>
       <w:lang w:val="sv-SE" w:eastAsia="en-US" w:bidi="ar-SA"/>
     </w:rPr>
@@ -1869,12 +1881,12 @@
     <w:basedOn w:val="DefaultParagraphFont"/>
     <w:link w:val="Title"/>
     <w:uiPriority w:val="10"/>
-    <w:rsid w:val="007106C8"/>
+    <w:rsid w:val="00E854FA"/>
     <w:rPr>
       <w:rFonts w:ascii="Times New Roman" w:eastAsiaTheme="majorEastAsia" w:hAnsi="Times New Roman" w:cstheme="majorBidi"/>
       <w:spacing w:val="5"/>
       <w:kern w:val="28"/>
-      <w:sz w:val="52"/>
+      <w:sz w:val="40"/>
       <w:szCs w:val="52"/>
       <w:lang w:val="sv-SE" w:eastAsia="en-US" w:bidi="ar-SA"/>
     </w:rPr>

--- a/klagomål/A 25306-2026 FSC-klagomål.docx
+++ b/klagomål/A 25306-2026 FSC-klagomål.docx
@@ -883,7 +883,7 @@
     <w:r>
       <w:tab/>
       <w:tab/>
-      <w:t>2026-06-18</w:t>
+      <w:t>2026-06-19</w:t>
       <w:br/>
       <w:br/>
     </w:r>

--- a/klagomål/A 25306-2026 FSC-klagomål.docx
+++ b/klagomål/A 25306-2026 FSC-klagomål.docx
@@ -883,7 +883,7 @@
     <w:r>
       <w:tab/>
       <w:tab/>
-      <w:t>2026-06-19</w:t>
+      <w:t>2026-06-20</w:t>
       <w:br/>
       <w:br/>
     </w:r>

--- a/klagomål/A 25306-2026 FSC-klagomål.docx
+++ b/klagomål/A 25306-2026 FSC-klagomål.docx
@@ -168,38 +168,7 @@
     </w:p>
     <w:p>
       <w:r>
-        <w:t>Detta dokument behandlar höga naturvärden i avverkningsanmälan A 25306-2026 i Botkyrka kommun som inkom 2026-06-03 och omfattar 3,2 ha.</w:t>
-      </w:r>
-    </w:p>
-    <w:p>
-      <w:r>
-        <w:t>Nedan presenteras fynd av naturvårdsarter och fridlysta arter som gjorts i det avverkningsanmälda området, samt relevanta utdrag ur standarderna för FSC, Chain of Custody, Controlled Wood och PEFC. I BILAGA 1 finns artfakta om fridlysta arter.</w:t>
-      </w:r>
-    </w:p>
-    <w:p>
-      <w:r>
-        <w:t>Vi förväntar oss att ni återkommer med ett skriftligt svar på vårt klagomål och även beskriver vilka korrigerande åtgärder ni satt in för att rätta till identifierade brister i er efterlevnad av den svenska FSC standarden.</w:t>
-      </w:r>
-    </w:p>
-    <w:p>
-      <w:pPr>
-        <w:pStyle w:val="Heading1"/>
-      </w:pPr>
-      <w:r>
-        <w:t>Naturvårdsarter</w:t>
-      </w:r>
-    </w:p>
-    <w:p>
-      <w:r>
-        <w:t>I avverkningsanmälan har följande 5 naturvårdsarter hittats: gulsparv (NT, §4), tallticka (NT, T), blåmossa (S, T), spillkråka (T, §4) och gröngöling (§4). Av dessa är 2 rödlistade. För rödlistade arter har rödlistekategorin angivits inom parentes. Arter som är signalarter enligt Skogsstyrelsen har markerats med (S). Typiska arter inom Natura 2000 som är kopplade till skogsekosystem har markerats med (T). För fridlysta arter anges även paragrafen i Artskyddsförordningen som arten är fridlyst enligt.</w:t>
-      </w:r>
-    </w:p>
-    <w:p>
-      <w:r>
-        <w:t>De påträffade naturvårdsarterna är ett tydligt kvitto på att det rör sig om en skog med höga naturvärden.</w:t>
-      </w:r>
-      <w:r>
-        <w:t xml:space="preserve"> I Figur 1 visas fyndplatser för naturvårdsarter i området, som finns registrerade på Artportalen.</w:t>
+        <w:t>Detta klagomål behandlar höga naturvärden i avverkningsanmälan A 25306-2026 i Botkyrka kommun som inkom 2026-06-03 och omfattar 3,2 ha.</w:t>
       </w:r>
     </w:p>
     <w:p>
@@ -247,34 +216,35 @@
         <w:spacing w:after="240"/>
       </w:pPr>
       <w:r>
-        <w:t>Figur 1. Fyndplatser för naturvårdsarter i avverkningsanmälan (röd linje). Markörer utan svart kant är placerade på fyndplatsen. Markörer med svart kant är placerade vid sidan av fyndplatsen och har ett svart streck som visar fyndplatsens exakta position. Kartans mittpunktskoordinat är N 6556763, E 659920 i SWEREF 99 TM.</w:t>
+        <w:t>Figur 1. Fyndplatser för naturvårdsarter i avverkningsanmälan. Markörer utan svart kant är placerade på fyndplatsen. Markörer med svart kant är placerade vid sidan av fyndplatsen har ett svart streck som visar fyndplatsens exakta position. Kartans mittpunktskoordinat är N 6556763, E 659920 i SWEREF 99 TM.</w:t>
+      </w:r>
+    </w:p>
+    <w:p>
+      <w:r>
+        <w:t>I avverkningsanmälan finns fynd av 5 naturvårdsarter, varav 2 är rödlistade, 3 är fridlysta, 3 är typiska (T) och 1 är signalart (S): gulsparv (NT, §4), tallticka (NT, T), blåmossa (S, T), spillkråka (T, §4) och gröngöling (§4). Se Figur 1.</w:t>
+      </w:r>
+    </w:p>
+    <w:p>
+      <w:r>
+        <w:t>Nedan presenteras relevanta utdrag ur standarderna för FSC, Chain of Custody, Controlled Wood och PEFC.</w:t>
+      </w:r>
+    </w:p>
+    <w:p>
+      <w:r>
+        <w:t>Vi förväntar oss att ni återkommer med ett skriftligt svar på vårt klagomål och även beskriver vilka korrigerande åtgärder ni satt in för att rätta till identifierade brister i er efterlevnad av den svenska FSC standarden.</w:t>
       </w:r>
     </w:p>
     <w:p>
       <w:pPr>
-        <w:pStyle w:val="Heading2"/>
+        <w:pStyle w:val="Heading1"/>
       </w:pPr>
       <w:r>
-        <w:t>Fridlysta arter</w:t>
+        <w:t>Naturvårdsarter och fridlysta arter</w:t>
       </w:r>
     </w:p>
     <w:p>
       <w:r>
-        <w:t>Följande fridlysta arter har sina livsmiljöer och växtplatser i den avverkningsanmälda skogen: gulsparv (NT, §4), spillkråka (T, §4) och gröngöling (§4).</w:t>
-      </w:r>
-    </w:p>
-    <w:p>
-      <w:r>
-        <w:t xml:space="preserve">Observera att medlemsländerna är skyldiga att agera i enlighet med EU:s fågeldirektiv där det uttryckligen står att direktivet gäller för fåglar samt för deras ägg, bon och </w:t>
-      </w:r>
-      <w:r>
-        <w:rPr>
-          <w:b/>
-        </w:rPr>
-        <w:t xml:space="preserve">livsmiljöer </w:t>
-      </w:r>
-      <w:r>
-        <w:t>(artikel 1). Vidare att de åtgärder som vidtas inte får leda till en försämring av den nuvarande situationen beträffande bevarandet av de fågelarter som avses i artikel 1 (artikel 13). Fågeldirektivet är styrande för tillsynsansvariga myndigheters ärendehantering, ställningstaganden och beslutsfattande.</w:t>
+        <w:t>Nedan följer beskrivningar av de naturvårdsarter och fridlysta arter som har sina livsmiljöer och växtplatser i den avverkningsanmälda skogen. Se även ytterligare artfakta i BILAGA 1. De påträffade naturvårdsarterna är ett tydligt kvitto på att det rör sig om en skog med höga naturvärden.</w:t>
       </w:r>
     </w:p>
     <w:p>
@@ -282,10 +252,10 @@
         <w:rPr>
           <w:b/>
         </w:rPr>
-        <w:t>Spillkråka (§4)</w:t>
+        <w:t xml:space="preserve">Tallticka (NT) </w:t>
       </w:r>
       <w:r>
-        <w:t xml:space="preserve"> omfattas av bilaga 1 i EU:s fågeldirektiv och är typisk art för </w:t>
+        <w:t xml:space="preserve">uppträder först på tallar som är 100–150 år gamla men är vanligast på träd som är runt 150–200 år eller äldre. I skogslandskapet är den främst knuten till tallnaturskogar och restbiotoper med biologiskt gamla träd och signalerar vanligtvis skyddsvärda tallbestånd med höga naturvärden. Tallticka är typisk art för </w:t>
       </w:r>
       <w:r>
         <w:rPr>
@@ -294,29 +264,16 @@
         <w:t xml:space="preserve">9010 Taiga </w:t>
       </w:r>
       <w:r>
-        <w:t>och</w:t>
+        <w:t xml:space="preserve">och </w:t>
       </w:r>
       <w:r>
         <w:rPr>
           <w:i/>
         </w:rPr>
-        <w:t xml:space="preserve"> 9740 Skogsbevuxen myr</w:t>
+        <w:t>9060 Åsbarrskog</w:t>
       </w:r>
       <w:r>
-        <w:t>. Den behöver grova träd, främst tall, asp och bok som boträd. Skogsbruk med korta omloppstider och täta, homogena ungskogar utgör det största hotet. Spillkråka är en nyckelart i skogliga miljöer vars övergivna bohål utnyttjas av flera andra hålhäckande fågelarter och fladdermöss, däribland pärluggla (EN, §4), knipa (§4), salskrake (§4) och skogsduva (§4). Hökuggla (VU, §4) och slaguggla (§4) häckar ofta i högstubbar som brutits av i höjd med ett gammalt spillkråkebo (SLU Artdatabanken, 2026; Skogsstyrelsen, 2016).</w:t>
-      </w:r>
-    </w:p>
-    <w:p>
-      <w:r>
-        <w:t>I BILAGA 1 finns mer detaljerad information om ekologi samt krav på livsmiljö hos fridlysta arter.</w:t>
-      </w:r>
-    </w:p>
-    <w:p>
-      <w:pPr>
-        <w:pStyle w:val="Heading2"/>
-      </w:pPr>
-      <w:r>
-        <w:t>Övriga naturvårdsarter</w:t>
+        <w:t xml:space="preserve"> (SLU Artdatabanken, 2023; Nitare &amp; Skogsstyrelsen, 2019).</w:t>
       </w:r>
     </w:p>
     <w:p>
@@ -353,10 +310,10 @@
         <w:rPr>
           <w:b/>
         </w:rPr>
-        <w:t xml:space="preserve">Tallticka (NT) </w:t>
+        <w:t>Spillkråka (§4)</w:t>
       </w:r>
       <w:r>
-        <w:t xml:space="preserve">uppträder först på tallar som är 100–150 år gamla men är vanligast på träd som är runt 150–200 år eller äldre. I skogslandskapet är den främst knuten till tallnaturskogar och restbiotoper med biologiskt gamla träd och signalerar vanligtvis skyddsvärda tallbestånd med höga naturvärden. Tallticka är typisk art för </w:t>
+        <w:t xml:space="preserve"> omfattas av bilaga 1 i EU:s fågeldirektiv och är typisk art för </w:t>
       </w:r>
       <w:r>
         <w:rPr>
@@ -365,16 +322,16 @@
         <w:t xml:space="preserve">9010 Taiga </w:t>
       </w:r>
       <w:r>
-        <w:t xml:space="preserve">och </w:t>
+        <w:t>och</w:t>
       </w:r>
       <w:r>
         <w:rPr>
           <w:i/>
         </w:rPr>
-        <w:t>9060 Åsbarrskog</w:t>
+        <w:t xml:space="preserve"> 9740 Skogsbevuxen myr</w:t>
       </w:r>
       <w:r>
-        <w:t xml:space="preserve"> (SLU Artdatabanken, 2023; Nitare &amp; Skogsstyrelsen, 2019).</w:t>
+        <w:t>. Den behöver grova träd, främst tall, asp och bok som boträd. Skogsbruk med korta omloppstider och täta, homogena ungskogar utgör det största hotet. Spillkråka är en nyckelart i skogliga miljöer vars övergivna bohål utnyttjas av flera andra hålhäckande fågelarter och fladdermöss, däribland pärluggla (EN, §4), knipa (§4), salskrake (§4) och skogsduva (§4). Hökuggla (VU, §4) och slaguggla (§4) häckar ofta i högstubbar som brutits av i höjd med ett gammalt spillkråkebo (SLU Artdatabanken, 2026; Skogsstyrelsen, 2016).</w:t>
       </w:r>
     </w:p>
     <w:p>
@@ -883,7 +840,7 @@
     <w:r>
       <w:tab/>
       <w:tab/>
-      <w:t>2026-06-20</w:t>
+      <w:t>2026-06-21</w:t>
       <w:br/>
       <w:br/>
     </w:r>

--- a/klagomål/A 25306-2026 FSC-klagomål.docx
+++ b/klagomål/A 25306-2026 FSC-klagomål.docx
@@ -840,7 +840,7 @@
     <w:r>
       <w:tab/>
       <w:tab/>
-      <w:t>2026-06-21</w:t>
+      <w:t>2026-06-22</w:t>
       <w:br/>
       <w:br/>
     </w:r>

--- a/klagomål/A 25306-2026 FSC-klagomål.docx
+++ b/klagomål/A 25306-2026 FSC-klagomål.docx
@@ -840,7 +840,7 @@
     <w:r>
       <w:tab/>
       <w:tab/>
-      <w:t>2026-06-22</w:t>
+      <w:t>2026-06-23</w:t>
       <w:br/>
       <w:br/>
     </w:r>

--- a/klagomål/A 25306-2026 FSC-klagomål.docx
+++ b/klagomål/A 25306-2026 FSC-klagomål.docx
@@ -840,7 +840,7 @@
     <w:r>
       <w:tab/>
       <w:tab/>
-      <w:t>2026-06-23</w:t>
+      <w:t>2026-06-24</w:t>
       <w:br/>
       <w:br/>
     </w:r>

--- a/klagomål/A 25306-2026 FSC-klagomål.docx
+++ b/klagomål/A 25306-2026 FSC-klagomål.docx
@@ -840,7 +840,7 @@
     <w:r>
       <w:tab/>
       <w:tab/>
-      <w:t>2026-06-24</w:t>
+      <w:t>2026-06-25</w:t>
       <w:br/>
       <w:br/>
     </w:r>

--- a/klagomål/A 25306-2026 FSC-klagomål.docx
+++ b/klagomål/A 25306-2026 FSC-klagomål.docx
@@ -840,7 +840,7 @@
     <w:r>
       <w:tab/>
       <w:tab/>
-      <w:t>2026-06-25</w:t>
+      <w:t>2026-06-26</w:t>
       <w:br/>
       <w:br/>
     </w:r>

--- a/klagomål/A 25306-2026 FSC-klagomål.docx
+++ b/klagomål/A 25306-2026 FSC-klagomål.docx
@@ -840,7 +840,7 @@
     <w:r>
       <w:tab/>
       <w:tab/>
-      <w:t>2026-06-26</w:t>
+      <w:t>2026-06-27</w:t>
       <w:br/>
       <w:br/>
     </w:r>

--- a/klagomål/A 25306-2026 FSC-klagomål.docx
+++ b/klagomål/A 25306-2026 FSC-klagomål.docx
@@ -840,7 +840,7 @@
     <w:r>
       <w:tab/>
       <w:tab/>
-      <w:t>2026-06-27</w:t>
+      <w:t>2026-06-28</w:t>
       <w:br/>
       <w:br/>
     </w:r>

--- a/klagomål/A 25306-2026 FSC-klagomål.docx
+++ b/klagomål/A 25306-2026 FSC-klagomål.docx
@@ -840,7 +840,7 @@
     <w:r>
       <w:tab/>
       <w:tab/>
-      <w:t>2026-06-28</w:t>
+      <w:t>2026-06-29</w:t>
       <w:br/>
       <w:br/>
     </w:r>

--- a/klagomål/A 25306-2026 FSC-klagomål.docx
+++ b/klagomål/A 25306-2026 FSC-klagomål.docx
@@ -840,7 +840,7 @@
     <w:r>
       <w:tab/>
       <w:tab/>
-      <w:t>2026-06-29</w:t>
+      <w:t>2026-06-30</w:t>
       <w:br/>
       <w:br/>
     </w:r>

--- a/klagomål/A 25306-2026 FSC-klagomål.docx
+++ b/klagomål/A 25306-2026 FSC-klagomål.docx
@@ -840,7 +840,7 @@
     <w:r>
       <w:tab/>
       <w:tab/>
-      <w:t>2026-06-30</w:t>
+      <w:t>2026-07-01</w:t>
       <w:br/>
       <w:br/>
     </w:r>

--- a/klagomål/A 25306-2026 FSC-klagomål.docx
+++ b/klagomål/A 25306-2026 FSC-klagomål.docx
@@ -840,7 +840,7 @@
     <w:r>
       <w:tab/>
       <w:tab/>
-      <w:t>2026-07-01</w:t>
+      <w:t>2026-07-02</w:t>
       <w:br/>
       <w:br/>
     </w:r>

--- a/klagomål/A 25306-2026 FSC-klagomål.docx
+++ b/klagomål/A 25306-2026 FSC-klagomål.docx
@@ -840,7 +840,7 @@
     <w:r>
       <w:tab/>
       <w:tab/>
-      <w:t>2026-07-13</w:t>
+      <w:t>2026-07-14</w:t>
       <w:br/>
       <w:br/>
     </w:r>

--- a/klagomål/A 25306-2026 FSC-klagomål.docx
+++ b/klagomål/A 25306-2026 FSC-klagomål.docx
@@ -840,7 +840,7 @@
     <w:r>
       <w:tab/>
       <w:tab/>
-      <w:t>2026-07-14</w:t>
+      <w:t>2026-07-15</w:t>
       <w:br/>
       <w:br/>
     </w:r>

--- a/klagomål/A 25306-2026 FSC-klagomål.docx
+++ b/klagomål/A 25306-2026 FSC-klagomål.docx
@@ -840,7 +840,7 @@
     <w:r>
       <w:tab/>
       <w:tab/>
-      <w:t>2026-07-15</w:t>
+      <w:t>2026-07-16</w:t>
       <w:br/>
       <w:br/>
     </w:r>

--- a/klagomål/A 25306-2026 FSC-klagomål.docx
+++ b/klagomål/A 25306-2026 FSC-klagomål.docx
@@ -840,7 +840,7 @@
     <w:r>
       <w:tab/>
       <w:tab/>
-      <w:t>2026-07-16</w:t>
+      <w:t>2026-07-17</w:t>
       <w:br/>
       <w:br/>
     </w:r>

--- a/klagomål/A 25306-2026 FSC-klagomål.docx
+++ b/klagomål/A 25306-2026 FSC-klagomål.docx
@@ -840,7 +840,7 @@
     <w:r>
       <w:tab/>
       <w:tab/>
-      <w:t>2026-07-17</w:t>
+      <w:t>2026-07-18</w:t>
       <w:br/>
       <w:br/>
     </w:r>

--- a/klagomål/A 25306-2026 FSC-klagomål.docx
+++ b/klagomål/A 25306-2026 FSC-klagomål.docx
@@ -840,7 +840,7 @@
     <w:r>
       <w:tab/>
       <w:tab/>
-      <w:t>2026-07-18</w:t>
+      <w:t>2026-07-19</w:t>
       <w:br/>
       <w:br/>
     </w:r>

--- a/klagomål/A 25306-2026 FSC-klagomål.docx
+++ b/klagomål/A 25306-2026 FSC-klagomål.docx
@@ -840,7 +840,7 @@
     <w:r>
       <w:tab/>
       <w:tab/>
-      <w:t>2026-07-19</w:t>
+      <w:t>2026-07-20</w:t>
       <w:br/>
       <w:br/>
     </w:r>

--- a/klagomål/A 25306-2026 FSC-klagomål.docx
+++ b/klagomål/A 25306-2026 FSC-klagomål.docx
@@ -840,7 +840,7 @@
     <w:r>
       <w:tab/>
       <w:tab/>
-      <w:t>2026-07-20</w:t>
+      <w:t>2026-07-21</w:t>
       <w:br/>
       <w:br/>
     </w:r>

--- a/klagomål/A 25306-2026 FSC-klagomål.docx
+++ b/klagomål/A 25306-2026 FSC-klagomål.docx
@@ -840,7 +840,7 @@
     <w:r>
       <w:tab/>
       <w:tab/>
-      <w:t>2026-07-21</w:t>
+      <w:t>2026-07-22</w:t>
       <w:br/>
       <w:br/>
     </w:r>

--- a/klagomål/A 25306-2026 FSC-klagomål.docx
+++ b/klagomål/A 25306-2026 FSC-klagomål.docx
@@ -840,7 +840,7 @@
     <w:r>
       <w:tab/>
       <w:tab/>
-      <w:t>2026-07-22</w:t>
+      <w:t>2026-07-23</w:t>
       <w:br/>
       <w:br/>
     </w:r>

--- a/klagomål/A 25306-2026 FSC-klagomål.docx
+++ b/klagomål/A 25306-2026 FSC-klagomål.docx
@@ -840,7 +840,7 @@
     <w:r>
       <w:tab/>
       <w:tab/>
-      <w:t>2026-07-23</w:t>
+      <w:t>2026-07-24</w:t>
       <w:br/>
       <w:br/>
     </w:r>

--- a/klagomål/A 25306-2026 FSC-klagomål.docx
+++ b/klagomål/A 25306-2026 FSC-klagomål.docx
@@ -840,7 +840,7 @@
     <w:r>
       <w:tab/>
       <w:tab/>
-      <w:t>2026-07-24</w:t>
+      <w:t>2026-07-25</w:t>
       <w:br/>
       <w:br/>
     </w:r>

--- a/klagomål/A 25306-2026 FSC-klagomål.docx
+++ b/klagomål/A 25306-2026 FSC-klagomål.docx
@@ -840,7 +840,7 @@
     <w:r>
       <w:tab/>
       <w:tab/>
-      <w:t>2026-07-25</w:t>
+      <w:t>2026-07-26</w:t>
       <w:br/>
       <w:br/>
     </w:r>

--- a/klagomål/A 25306-2026 FSC-klagomål.docx
+++ b/klagomål/A 25306-2026 FSC-klagomål.docx
@@ -840,7 +840,7 @@
     <w:r>
       <w:tab/>
       <w:tab/>
-      <w:t>2026-07-26</w:t>
+      <w:t>2026-07-27</w:t>
       <w:br/>
       <w:br/>
     </w:r>

--- a/klagomål/A 25306-2026 FSC-klagomål.docx
+++ b/klagomål/A 25306-2026 FSC-klagomål.docx
@@ -178,7 +178,7 @@
       <w:r>
         <w:drawing>
           <wp:inline xmlns:a="http://schemas.openxmlformats.org/drawingml/2006/main" xmlns:pic="http://schemas.openxmlformats.org/drawingml/2006/picture">
-            <wp:extent cx="5486400" cy="5052349"/>
+            <wp:extent cx="5486400" cy="4842409"/>
             <wp:docPr id="1" name="Picture 1"/>
             <wp:cNvGraphicFramePr>
               <a:graphicFrameLocks noChangeAspect="1"/>
@@ -199,7 +199,7 @@
                   <pic:spPr>
                     <a:xfrm>
                       <a:off x="0" y="0"/>
-                      <a:ext cx="5486400" cy="5052349"/>
+                      <a:ext cx="5486400" cy="4842409"/>
                     </a:xfrm>
                     <a:prstGeom prst="rect"/>
                   </pic:spPr>
@@ -216,12 +216,12 @@
         <w:spacing w:after="240"/>
       </w:pPr>
       <w:r>
-        <w:t>Figur 1. Fyndplatser för naturvårdsarter i avverkningsanmälan. Markörer utan svart kant är placerade på fyndplatsen. Markörer med svart kant är placerade vid sidan av fyndplatsen har ett svart streck som visar fyndplatsens exakta position. Kartans mittpunktskoordinat är N 6556763, E 659920 i SWEREF 99 TM.</w:t>
+        <w:t>Figur 1. Fyndplatser för naturvårdsarter i och inom 13 meter från avverkningsanmälan. Markörer utan svart kant är placerade på fyndplatsen. Markörer med svart kant är placerade vid sidan av fyndplatsen har ett svart streck som visar fyndplatsens exakta position. Kartans mittpunktskoordinat är N 6556763, E 659920 i SWEREF 99 TM.</w:t>
       </w:r>
     </w:p>
     <w:p>
       <w:r>
-        <w:t>I avverkningsanmälan finns fynd av 5 naturvårdsarter, varav 2 är rödlistade, 3 är fridlysta, 3 är typiska (T) och 1 är signalart (S): gulsparv (NT, §4), tallticka (NT, T), blåmossa (S, T), spillkråka (T, §4) och gröngöling (§4). Se Figur 1.</w:t>
+        <w:t>I och inom 13 meter från avverkningsanmälan finns fynd av 10 naturvårdsarter, varav 3 är rödlistade, 4 är fridlysta, 8 är typiska (T) och 2 är signalarter (S): gulsparv (NT, §4), slåtterfibbla (NT, T), tallticka (NT, T), blåmossa (S, T), mindre märgborre (S, T), kransmossa (T), liljekonvalj (T), spillkråka (T, §4), tofsmes (T, §4) och gröngöling (§4). Se Figur 1.</w:t>
       </w:r>
     </w:p>
     <w:p>
@@ -252,6 +252,35 @@
         <w:rPr>
           <w:b/>
         </w:rPr>
+        <w:t>Slåtterfibbla (NT)</w:t>
+      </w:r>
+      <w:r>
+        <w:t xml:space="preserve"> är typisk art för </w:t>
+      </w:r>
+      <w:r>
+        <w:rPr>
+          <w:i/>
+        </w:rPr>
+        <w:t xml:space="preserve">9060 Åsbarrskog, 9070 Trädklädd betesmark, 6530 Lövängar, 1610 Åsöar i Östersjön, 6230 Stagg-gräsmarker, 6270 Silikatgräsmarker </w:t>
+      </w:r>
+      <w:r>
+        <w:t>och</w:t>
+      </w:r>
+      <w:r>
+        <w:rPr>
+          <w:i/>
+        </w:rPr>
+        <w:t xml:space="preserve"> 6510 Slåtterängar i låglandet </w:t>
+      </w:r>
+      <w:r>
+        <w:t>(SLU Artdatabanken, 2025).</w:t>
+      </w:r>
+    </w:p>
+    <w:p>
+      <w:r>
+        <w:rPr>
+          <w:b/>
+        </w:rPr>
         <w:t xml:space="preserve">Tallticka (NT) </w:t>
       </w:r>
       <w:r>
@@ -310,6 +339,84 @@
         <w:rPr>
           <w:b/>
         </w:rPr>
+        <w:t>Mindre märgborre</w:t>
+      </w:r>
+      <w:r>
+        <w:t xml:space="preserve"> är en signalart för tallskog med höga naturvärden och betraktas tillsammans med skarptandad barkborre som nyckelarter för ett antal sällsynta åtgärdsprogramsarter som är beroende av deras gångsystem. Bland dessa kan nämnas avlång barkborre (VU), </w:t>
+      </w:r>
+      <w:r>
+        <w:rPr>
+          <w:i/>
+        </w:rPr>
+        <w:t>Corticeus longulus</w:t>
+      </w:r>
+      <w:r>
+        <w:t xml:space="preserve"> (VU), tallgångbagge (VU), cholodkovskys bastborre (NT) och tallbarksvartbagge (NT). Den mindre märgborrens måsvingeliknande gnaggångar är lätta att känna igen och hittas ofta på grova tallgrenar på marken. Rika förekomster av främst mindre märgborre men även skarptandad barkborre är en signal för artrikedom och inventeringar har visat att det är i skogar med en naturlig självgallring som det skapas förutsättningar för dessa arter samt de efterföljande åtgärdsprogramsarterna. Tallskogar med stark förekomst av mindre märgborre och skarptandad barkborre bör avsättas som reservat. Generellt bör hänsyn tas vid slutavverkning av talldominerad skog så att avverkningsrester som gren- och toppdelar lämnas. Mindre märgborre är typisk art för </w:t>
+      </w:r>
+      <w:r>
+        <w:rPr>
+          <w:i/>
+        </w:rPr>
+        <w:t>9060 Åsbarrskog</w:t>
+      </w:r>
+      <w:r>
+        <w:t xml:space="preserve"> (SLU Artdatabanken, 2026; Pettersson, 2014; Hedgren, 2012; Gunnarsson m fl., 1999).</w:t>
+      </w:r>
+    </w:p>
+    <w:p>
+      <w:r>
+        <w:rPr>
+          <w:b/>
+        </w:rPr>
+        <w:t>Kransmossa</w:t>
+      </w:r>
+      <w:r>
+        <w:t xml:space="preserve"> är typisk art för </w:t>
+      </w:r>
+      <w:r>
+        <w:rPr>
+          <w:i/>
+        </w:rPr>
+        <w:t xml:space="preserve">9050 Näringsrik granskog </w:t>
+      </w:r>
+      <w:r>
+        <w:t xml:space="preserve">och </w:t>
+      </w:r>
+      <w:r>
+        <w:rPr>
+          <w:i/>
+        </w:rPr>
+        <w:t xml:space="preserve">6170 Alpina kalkgräsmarker </w:t>
+      </w:r>
+      <w:r>
+        <w:t>(SLU Artdatabanken, 2025).</w:t>
+      </w:r>
+    </w:p>
+    <w:p>
+      <w:r>
+        <w:rPr>
+          <w:b/>
+        </w:rPr>
+        <w:t>Liljekonvalj</w:t>
+      </w:r>
+      <w:r>
+        <w:t xml:space="preserve"> är typisk art för </w:t>
+      </w:r>
+      <w:r>
+        <w:rPr>
+          <w:i/>
+        </w:rPr>
+        <w:t>9190 Näringsfattig ekskog</w:t>
+      </w:r>
+      <w:r>
+        <w:t>. På liljekonvalj kan man hitta rostsvampen konvaljerost (NE) (SLU Artdatabanken, 2025).</w:t>
+      </w:r>
+    </w:p>
+    <w:p>
+      <w:r>
+        <w:rPr>
+          <w:b/>
+        </w:rPr>
         <w:t>Spillkråka (§4)</w:t>
       </w:r>
       <w:r>
@@ -332,6 +439,26 @@
       </w:r>
       <w:r>
         <w:t>. Den behöver grova träd, främst tall, asp och bok som boträd. Skogsbruk med korta omloppstider och täta, homogena ungskogar utgör det största hotet. Spillkråka är en nyckelart i skogliga miljöer vars övergivna bohål utnyttjas av flera andra hålhäckande fågelarter och fladdermöss, däribland pärluggla (EN, §4), knipa (§4), salskrake (§4) och skogsduva (§4). Hökuggla (VU, §4) och slaguggla (§4) häckar ofta i högstubbar som brutits av i höjd med ett gammalt spillkråkebo (SLU Artdatabanken, 2026; Skogsstyrelsen, 2016).</w:t>
+      </w:r>
+    </w:p>
+    <w:p>
+      <w:r>
+        <w:rPr>
+          <w:b/>
+        </w:rPr>
+        <w:t>Tofsmes (§4)</w:t>
+      </w:r>
+      <w:r>
+        <w:t xml:space="preserve"> häckar i barr- och blandskog, främst i tallskog. Tofsmes är typisk art för </w:t>
+      </w:r>
+      <w:r>
+        <w:rPr>
+          <w:i/>
+        </w:rPr>
+        <w:t xml:space="preserve">9010 Taiga </w:t>
+      </w:r>
+      <w:r>
+        <w:t>(SLU Artdatabanken, 2025).</w:t>
       </w:r>
     </w:p>
     <w:p>
@@ -440,7 +567,7 @@
         <w:rPr>
           <w:i/>
         </w:rPr>
-        <w:t>I det avverkningsanmälda skogsområdet har 5 naturvårdsarter varav 2 rödlistade arter sina livsmiljöer och växtplatser.</w:t>
+        <w:t>I det avverkningsanmälda skogsområdet har 10 naturvårdsarter varav 3 rödlistade arter sina livsmiljöer och växtplatser.</w:t>
       </w:r>
     </w:p>
     <w:p>
@@ -637,7 +764,203 @@
         <w:pStyle w:val="Title"/>
       </w:pPr>
       <w:r>
-        <w:t>BILAGA 1 – Fridlysta arter</w:t>
+        <w:t>BILAGA 1 –</w:t>
+        <w:br/>
+        <w:t>Fridlysta och rödlistade arter</w:t>
+      </w:r>
+    </w:p>
+    <w:p>
+      <w:pPr>
+        <w:pStyle w:val="Heading1"/>
+      </w:pPr>
+      <w:r>
+        <w:t>Mindre märgborre – ekologi samt krav på livsmiljön</w:t>
+      </w:r>
+    </w:p>
+    <w:p>
+      <w:r>
+        <w:t xml:space="preserve">Mindre märgborre är en signalart för tallskog med höga naturvärden och kan lätt konstateras genom sina karaktäristiska måsvingeliknande gnagspår som ofta hittas på grova tallgrenar på marken. Mindre märgborre betraktas tillsammans med skarptandad barkborre som nyckelarter, eftersom en rad sällsynta efterföljande arter är beroende av deras gångsystem. Bland dessa kan nämnas åtgärdsprogramsarterna avlång barkborre (VU), </w:t>
+      </w:r>
+      <w:r>
+        <w:rPr>
+          <w:i/>
+        </w:rPr>
+        <w:t>Corticeus longulus</w:t>
+      </w:r>
+      <w:r>
+        <w:t xml:space="preserve"> (VU), tallgångbagge (VU), cholodkovskys bastborre (NT) och tallbarksvartbagge (NT) (Pettersson, 2014; Gunnarsson m fl., 1999).</w:t>
+      </w:r>
+    </w:p>
+    <w:p>
+      <w:r>
+        <w:t>Tallskogar tillhör de livsmiljöer som förändrats i stor skala, där många kvadratmil har omvandlats till unga produktionsskogar. I sådana skogar saknas förutsättningar för de ovannämnda sällsynta barkborrarna och alltmer kunskap tyder på att skogsbrukets omvandling av skogslandskapet, missgynnar åtgärdsprogrammets arter även inne i skyddade områden (Hedgren, 2012; Hedgren m.fl., 2010; Wikars m.fl., 2010; Wikars, 2009). Orsaken är sannolikt att dagens intensiva skogsbruk trivialiserar faunan på nydöda träd. Detta sker genom att generalister förökas upp i sådan grad i den brukade skogen att dessa även kommer att dominera i de för hållandevis små och fragmenterade områden som avsätts för naturvård (Appelqvist, 2005; Janzen, 1983; Ås, 1999).</w:t>
+      </w:r>
+    </w:p>
+    <w:p>
+      <w:r>
+        <w:t>Ett tydligt exempel på en generalist som gynnas av dagens skogsbruk är större märgborre på nydöd tall. Denna utvecklas förutom i vindfällen gärna i avverkningsavfall, inklusive avverkningsstubbar och röjningsstammar. Därmed har den större märgborren möjlighet att upprätthålla stora och stabila populationer på huvuddelen av landets skogsmark, vilket leder till en trivialisering av faunan. Större märgborre inverkar sannolikt direkt negativt på arter som tolvtandad barkborre (EN) och avlång barkborre (VU), och indirekt på de som är gynnade av blånadssvampar, dvs. följearter till framförallt mindre märgborre och skarptandad barkborre. De barkborrar som missgynnas av större märgborre är i mycket högre grad gynnade av tallar som dör genom självgallring, dvs. i normalfallet skog som inte används till skogsproduktion (Pettersson, 2014; Wikars, skriftl.).</w:t>
+      </w:r>
+    </w:p>
+    <w:p>
+      <w:r>
+        <w:t xml:space="preserve">Rika förekomster av främst mindre märgborre men även skarptandad barkborre är en signal för artrikedom och inventeringar har visat att det är i skogar med en naturlig självgallring som det skapas förutsättningar för dessa arter samt de efterföljande åtgärdsprogramsarterna (Pettersson, 2014; Hedgren, 2012). Tallskogar med stark förekomst av mindre märgborre och skarptandad barkborre bör avsättas som reservat. Generellt bör hänsyn tas vid slutavverkning av talldominerad skog så att avverkningsrester som gren- och toppdelar (s.k. GROT) lämnas. Mindre märgborre är typisk art för </w:t>
+      </w:r>
+      <w:r>
+        <w:rPr>
+          <w:i/>
+        </w:rPr>
+        <w:t>9060 Åsbarrskog</w:t>
+      </w:r>
+      <w:r>
+        <w:t xml:space="preserve"> (Pettersson, 2014; SLU Artdatabanken, 2026).</w:t>
+      </w:r>
+    </w:p>
+    <w:p>
+      <w:pPr>
+        <w:pStyle w:val="Heading2"/>
+      </w:pPr>
+      <w:r>
+        <w:t>Referenser – mindre märgborre</w:t>
+      </w:r>
+    </w:p>
+    <w:p>
+      <w:r>
+        <w:t xml:space="preserve">Appelqvist, T., 2005. </w:t>
+      </w:r>
+      <w:r>
+        <w:rPr>
+          <w:i/>
+        </w:rPr>
+        <w:t>Naturvårdsbiologisk forskning. Underlag för områdesskydd i landskapet.</w:t>
+      </w:r>
+      <w:r>
+        <w:t xml:space="preserve"> Naturvårdsverket, Rapport 5452.</w:t>
+      </w:r>
+    </w:p>
+    <w:p>
+      <w:r>
+        <w:t xml:space="preserve">Gunnarsson, B., Pettersson, R. B., Hake, M. och Hultengren, S. &amp; Sjöberg, K., 1999. </w:t>
+      </w:r>
+      <w:r>
+        <w:rPr>
+          <w:i/>
+        </w:rPr>
+        <w:t xml:space="preserve">Spindlar och skalbaggar som indikatorer i barrskog. </w:t>
+      </w:r>
+      <w:r>
+        <w:t>Skog &amp; Forskning, Nr. 2/99, s. 46–51.</w:t>
+      </w:r>
+    </w:p>
+    <w:p>
+      <w:r>
+        <w:t xml:space="preserve">Hedgren, O., 2012. </w:t>
+      </w:r>
+      <w:r>
+        <w:rPr>
+          <w:i/>
+        </w:rPr>
+        <w:t>Hotade insekter på tallved i Dalarna.</w:t>
+      </w:r>
+      <w:r>
+        <w:t xml:space="preserve"> Länsstyrelsen Dalarna, Naturvårdsenheten. Rapport 2012:16.</w:t>
+      </w:r>
+    </w:p>
+    <w:p>
+      <w:r>
+        <w:t xml:space="preserve">Hedgren, O. 2010. </w:t>
+      </w:r>
+      <w:r>
+        <w:rPr>
+          <w:i/>
+        </w:rPr>
+        <w:t>Vedinsekter i tallskog och på brandfält i Värmland.</w:t>
+      </w:r>
+      <w:r>
+        <w:t xml:space="preserve"> Länsstyrelsen Värmland, Stencil, 39 s.</w:t>
+      </w:r>
+    </w:p>
+    <w:p>
+      <w:r>
+        <w:t xml:space="preserve">Janzen, D. H., 1983. </w:t>
+      </w:r>
+      <w:r>
+        <w:rPr>
+          <w:i/>
+        </w:rPr>
+        <w:t>No park is an island: Increase in interference from outside as park size decreases</w:t>
+      </w:r>
+      <w:r>
+        <w:t>. Oikos 41: 402–410.</w:t>
+      </w:r>
+    </w:p>
+    <w:p>
+      <w:r>
+        <w:t xml:space="preserve">Jonsell, M., Weslien, J. &amp; Ehn ström, B., 1998. </w:t>
+      </w:r>
+      <w:r>
+        <w:rPr>
+          <w:i/>
+        </w:rPr>
+        <w:t>Substrate requirements of red-listed saproxylic invertebrates in Sweden</w:t>
+      </w:r>
+      <w:r>
+        <w:t>. Biodiversity and Conserv. 7: 749–764.</w:t>
+      </w:r>
+    </w:p>
+    <w:p>
+      <w:r>
+        <w:t xml:space="preserve">Pettersson, R. B., 2014). </w:t>
+      </w:r>
+      <w:r>
+        <w:rPr>
+          <w:i/>
+        </w:rPr>
+        <w:t>Åtgärdsprogram för skalbaggar på nyligen död tall, 2014–2018.</w:t>
+      </w:r>
+      <w:r>
+        <w:t xml:space="preserve"> Rapport 6599. Bromma: Naturvårdsverket.</w:t>
+      </w:r>
+    </w:p>
+    <w:p>
+      <w:r>
+        <w:t xml:space="preserve">SLU Artdatabanken, 2026. </w:t>
+      </w:r>
+      <w:r>
+        <w:rPr>
+          <w:i/>
+        </w:rPr>
+        <w:t xml:space="preserve">Artfaktablad. Naturvård – artfakta. </w:t>
+      </w:r>
+      <w:r>
+        <w:t>SLU Artdatabanken, Uppsala.</w:t>
+      </w:r>
+    </w:p>
+    <w:p>
+      <w:r>
+        <w:t xml:space="preserve">Wikars, L.-O., Hansson, J. &amp; Hedgren, O., 2010. </w:t>
+      </w:r>
+      <w:r>
+        <w:rPr>
+          <w:i/>
+        </w:rPr>
+        <w:t>Inventering av vedlevande skalbaggar – tallskogar i Örebro län.</w:t>
+      </w:r>
+      <w:r>
+        <w:t xml:space="preserve"> Länsstyrelsen i Örebro län, publ.nr. 2010:2.</w:t>
+      </w:r>
+    </w:p>
+    <w:p>
+      <w:r>
+        <w:t xml:space="preserve">Wikars, L.-O., 2009. </w:t>
+      </w:r>
+      <w:r>
+        <w:rPr>
+          <w:i/>
+        </w:rPr>
+        <w:t>Vedskalbaggar i Hamra nationalpark, Gävleborgs län.</w:t>
+      </w:r>
+      <w:r>
+        <w:t xml:space="preserve"> Länsstyrelsen Gävleborg, Rapport 2009:14.</w:t>
       </w:r>
     </w:p>
     <w:p>
@@ -840,7 +1163,7 @@
     <w:r>
       <w:tab/>
       <w:tab/>
-      <w:t>2026-07-27</w:t>
+      <w:t>2026-07-28</w:t>
       <w:br/>
       <w:br/>
     </w:r>

--- a/klagomål/A 25306-2026 FSC-klagomål.docx
+++ b/klagomål/A 25306-2026 FSC-klagomål.docx
@@ -1163,7 +1163,7 @@
     <w:r>
       <w:tab/>
       <w:tab/>
-      <w:t>2026-07-28</w:t>
+      <w:t>2026-07-29</w:t>
       <w:br/>
       <w:br/>
     </w:r>

--- a/klagomål/A 25306-2026 FSC-klagomål.docx
+++ b/klagomål/A 25306-2026 FSC-klagomål.docx
@@ -1163,7 +1163,7 @@
     <w:r>
       <w:tab/>
       <w:tab/>
-      <w:t>2026-07-29</w:t>
+      <w:t>2026-07-30</w:t>
       <w:br/>
       <w:br/>
     </w:r>

--- a/klagomål/A 25306-2026 FSC-klagomål.docx
+++ b/klagomål/A 25306-2026 FSC-klagomål.docx
@@ -1163,7 +1163,7 @@
     <w:r>
       <w:tab/>
       <w:tab/>
-      <w:t>2026-07-30</w:t>
+      <w:t>2026-07-31</w:t>
       <w:br/>
       <w:br/>
     </w:r>

--- a/klagomål/A 25306-2026 FSC-klagomål.docx
+++ b/klagomål/A 25306-2026 FSC-klagomål.docx
@@ -1163,7 +1163,7 @@
     <w:r>
       <w:tab/>
       <w:tab/>
-      <w:t>2026-07-31</w:t>
+      <w:t>2026-08-01</w:t>
       <w:br/>
       <w:br/>
     </w:r>

--- a/klagomål/A 25306-2026 FSC-klagomål.docx
+++ b/klagomål/A 25306-2026 FSC-klagomål.docx
@@ -1163,7 +1163,7 @@
     <w:r>
       <w:tab/>
       <w:tab/>
-      <w:t>2026-08-01</w:t>
+      <w:t>2026-08-02</w:t>
       <w:br/>
       <w:br/>
     </w:r>

--- a/klagomål/A 25306-2026 FSC-klagomål.docx
+++ b/klagomål/A 25306-2026 FSC-klagomål.docx
@@ -1163,7 +1163,7 @@
     <w:r>
       <w:tab/>
       <w:tab/>
-      <w:t>2026-08-02</w:t>
+      <w:t>2026-08-03</w:t>
       <w:br/>
       <w:br/>
     </w:r>

--- a/klagomål/A 25306-2026 FSC-klagomål.docx
+++ b/klagomål/A 25306-2026 FSC-klagomål.docx
@@ -1163,7 +1163,7 @@
     <w:r>
       <w:tab/>
       <w:tab/>
-      <w:t>2026-08-03</w:t>
+      <w:t>2026-08-04</w:t>
       <w:br/>
       <w:br/>
     </w:r>

--- a/klagomål/A 25306-2026 FSC-klagomål.docx
+++ b/klagomål/A 25306-2026 FSC-klagomål.docx
@@ -1163,7 +1163,7 @@
     <w:r>
       <w:tab/>
       <w:tab/>
-      <w:t>2026-08-04</w:t>
+      <w:t>2026-08-05</w:t>
       <w:br/>
       <w:br/>
     </w:r>

--- a/klagomål/A 25306-2026 FSC-klagomål.docx
+++ b/klagomål/A 25306-2026 FSC-klagomål.docx
@@ -1163,7 +1163,7 @@
     <w:r>
       <w:tab/>
       <w:tab/>
-      <w:t>2026-08-05</w:t>
+      <w:t>2026-08-07</w:t>
       <w:br/>
       <w:br/>
     </w:r>

--- a/klagomål/A 25306-2026 FSC-klagomål.docx
+++ b/klagomål/A 25306-2026 FSC-klagomål.docx
@@ -1163,7 +1163,7 @@
     <w:r>
       <w:tab/>
       <w:tab/>
-      <w:t>2026-08-07</w:t>
+      <w:t>2026-08-08</w:t>
       <w:br/>
       <w:br/>
     </w:r>

--- a/klagomål/A 25306-2026 FSC-klagomål.docx
+++ b/klagomål/A 25306-2026 FSC-klagomål.docx
@@ -178,7 +178,7 @@
       <w:r>
         <w:drawing>
           <wp:inline xmlns:a="http://schemas.openxmlformats.org/drawingml/2006/main" xmlns:pic="http://schemas.openxmlformats.org/drawingml/2006/picture">
-            <wp:extent cx="5486400" cy="5052349"/>
+            <wp:extent cx="5486400" cy="4842409"/>
             <wp:docPr id="1" name="Picture 1"/>
             <wp:cNvGraphicFramePr>
               <a:graphicFrameLocks noChangeAspect="1"/>
@@ -199,7 +199,7 @@
                   <pic:spPr>
                     <a:xfrm>
                       <a:off x="0" y="0"/>
-                      <a:ext cx="5486400" cy="5052349"/>
+                      <a:ext cx="5486400" cy="4842409"/>
                     </a:xfrm>
                     <a:prstGeom prst="rect"/>
                   </pic:spPr>
@@ -216,12 +216,12 @@
         <w:spacing w:after="240"/>
       </w:pPr>
       <w:r>
-        <w:t>Figur 1. Fyndplatser för naturvårdsarter i avverkningsanmälan. Markörer utan svart kant är placerade på fyndplatsen. Markörer med svart kant är placerade vid sidan av fyndplatsen har ett svart streck som visar fyndplatsens exakta position. Kartans mittpunktskoordinat är N 6556763, E 659920 i SWEREF 99 TM.</w:t>
+        <w:t>Figur 1. Fyndplatser för naturvårdsarter i och inom 13 meter från avverkningsanmälan. Markörer utan svart kant är placerade på fyndplatsen. Markörer med svart kant är placerade vid sidan av fyndplatsen och har ett svart streck som visar fyndplatsens exakta position. Kartans mittpunktskoordinat är N 6556763, E 659920 i SWEREF 99 TM.</w:t>
       </w:r>
     </w:p>
     <w:p>
       <w:r>
-        <w:t>I avverkningsanmälan finns fynd av 5 naturvårdsarter, varav 2 är rödlistade, 3 är fridlysta, 3 är typiska (T) och 1 är signalart (S): gulsparv (NT, §4), tallticka (NT, T), blåmossa (S, T), spillkråka (T, §4) och gröngöling (§4). Se Figur 1.</w:t>
+        <w:t>I och inom 13 meter från avverkningsanmälan finns fynd av 10 naturvårdsarter, varav 3 är rödlistade, 4 är fridlysta, 8 är typiska (T) och 2 är signalarter (S): gulsparv (NT, §4), slåtterfibbla (NT, T), tallticka (NT, T), blåmossa (S, T), mindre märgborre (S, T), kransmossa (T), liljekonvalj (T), spillkråka (T, §4), tofsmes (T, §4) och gröngöling (§4). Se Figur 1.</w:t>
       </w:r>
     </w:p>
     <w:p>
@@ -252,6 +252,35 @@
         <w:rPr>
           <w:b/>
         </w:rPr>
+        <w:t>Slåtterfibbla (NT)</w:t>
+      </w:r>
+      <w:r>
+        <w:t xml:space="preserve"> är typisk art för </w:t>
+      </w:r>
+      <w:r>
+        <w:rPr>
+          <w:i/>
+        </w:rPr>
+        <w:t xml:space="preserve">9060 Åsbarrskog, 9070 Trädklädd betesmark, 6530 Lövängar, 1610 Åsöar i Östersjön, 6230 Stagg-gräsmarker, 6270 Silikatgräsmarker </w:t>
+      </w:r>
+      <w:r>
+        <w:t>och</w:t>
+      </w:r>
+      <w:r>
+        <w:rPr>
+          <w:i/>
+        </w:rPr>
+        <w:t xml:space="preserve"> 6510 Slåtterängar i låglandet </w:t>
+      </w:r>
+      <w:r>
+        <w:t>(SLU Artdatabanken, 2025).</w:t>
+      </w:r>
+    </w:p>
+    <w:p>
+      <w:r>
+        <w:rPr>
+          <w:b/>
+        </w:rPr>
         <w:t xml:space="preserve">Tallticka (NT) </w:t>
       </w:r>
       <w:r>
@@ -310,6 +339,84 @@
         <w:rPr>
           <w:b/>
         </w:rPr>
+        <w:t>Mindre märgborre</w:t>
+      </w:r>
+      <w:r>
+        <w:t xml:space="preserve"> är en signalart för tallskog med höga naturvärden och betraktas tillsammans med skarptandad barkborre som nyckelarter för ett antal sällsynta åtgärdsprogramsarter som är beroende av deras gångsystem. Bland dessa kan nämnas avlång barkborre (VU), </w:t>
+      </w:r>
+      <w:r>
+        <w:rPr>
+          <w:i/>
+        </w:rPr>
+        <w:t>Corticeus longulus</w:t>
+      </w:r>
+      <w:r>
+        <w:t xml:space="preserve"> (VU), tallgångbagge (VU), cholodkovskys bastborre (NT) och tallbarksvartbagge (NT). Den mindre märgborrens måsvingeliknande gnaggångar är lätta att känna igen och hittas ofta på grova tallgrenar på marken. Rika förekomster av främst mindre märgborre men även skarptandad barkborre är en signal för artrikedom och inventeringar har visat att det är i skogar med en naturlig självgallring som det skapas förutsättningar för dessa arter samt de efterföljande åtgärdsprogramsarterna. Tallskogar med stark förekomst av mindre märgborre och skarptandad barkborre bör avsättas som reservat. Generellt bör hänsyn tas vid slutavverkning av talldominerad skog så att avverkningsrester som gren- och toppdelar lämnas. Mindre märgborre är typisk art för </w:t>
+      </w:r>
+      <w:r>
+        <w:rPr>
+          <w:i/>
+        </w:rPr>
+        <w:t>9060 Åsbarrskog</w:t>
+      </w:r>
+      <w:r>
+        <w:t xml:space="preserve"> (SLU Artdatabanken, 2026; Pettersson, 2014; Hedgren, 2012; Gunnarsson m fl., 1999).</w:t>
+      </w:r>
+    </w:p>
+    <w:p>
+      <w:r>
+        <w:rPr>
+          <w:b/>
+        </w:rPr>
+        <w:t>Kransmossa</w:t>
+      </w:r>
+      <w:r>
+        <w:t xml:space="preserve"> är typisk art för </w:t>
+      </w:r>
+      <w:r>
+        <w:rPr>
+          <w:i/>
+        </w:rPr>
+        <w:t xml:space="preserve">9050 Näringsrik granskog </w:t>
+      </w:r>
+      <w:r>
+        <w:t xml:space="preserve">och </w:t>
+      </w:r>
+      <w:r>
+        <w:rPr>
+          <w:i/>
+        </w:rPr>
+        <w:t xml:space="preserve">6170 Alpina kalkgräsmarker </w:t>
+      </w:r>
+      <w:r>
+        <w:t>(SLU Artdatabanken, 2025).</w:t>
+      </w:r>
+    </w:p>
+    <w:p>
+      <w:r>
+        <w:rPr>
+          <w:b/>
+        </w:rPr>
+        <w:t>Liljekonvalj</w:t>
+      </w:r>
+      <w:r>
+        <w:t xml:space="preserve"> är typisk art för </w:t>
+      </w:r>
+      <w:r>
+        <w:rPr>
+          <w:i/>
+        </w:rPr>
+        <w:t>9190 Näringsfattig ekskog</w:t>
+      </w:r>
+      <w:r>
+        <w:t>. På liljekonvalj kan man hitta rostsvampen konvaljerost (NE) (SLU Artdatabanken, 2025).</w:t>
+      </w:r>
+    </w:p>
+    <w:p>
+      <w:r>
+        <w:rPr>
+          <w:b/>
+        </w:rPr>
         <w:t>Spillkråka (§4)</w:t>
       </w:r>
       <w:r>
@@ -332,6 +439,26 @@
       </w:r>
       <w:r>
         <w:t>. Den behöver grova träd, främst tall, asp och bok som boträd. Skogsbruk med korta omloppstider och täta, homogena ungskogar utgör det största hotet. Spillkråka är en nyckelart i skogliga miljöer vars övergivna bohål utnyttjas av flera andra hålhäckande fågelarter och fladdermöss, däribland pärluggla (EN, §4), knipa (§4), salskrake (§4) och skogsduva (§4). Hökuggla (VU, §4) och slaguggla (§4) häckar ofta i högstubbar som brutits av i höjd med ett gammalt spillkråkebo (SLU Artdatabanken, 2026; Skogsstyrelsen, 2016).</w:t>
+      </w:r>
+    </w:p>
+    <w:p>
+      <w:r>
+        <w:rPr>
+          <w:b/>
+        </w:rPr>
+        <w:t>Tofsmes (§4)</w:t>
+      </w:r>
+      <w:r>
+        <w:t xml:space="preserve"> häckar i barr- och blandskog, främst i tallskog. Tofsmes är typisk art för </w:t>
+      </w:r>
+      <w:r>
+        <w:rPr>
+          <w:i/>
+        </w:rPr>
+        <w:t xml:space="preserve">9010 Taiga </w:t>
+      </w:r>
+      <w:r>
+        <w:t>(SLU Artdatabanken, 2025).</w:t>
       </w:r>
     </w:p>
     <w:p>
@@ -440,7 +567,7 @@
         <w:rPr>
           <w:i/>
         </w:rPr>
-        <w:t>I det avverkningsanmälda skogsområdet har 5 naturvårdsarter varav 2 rödlistade arter sina livsmiljöer och växtplatser.</w:t>
+        <w:t>I det avverkningsanmälda skogsområdet har 10 naturvårdsarter varav 3 rödlistade arter sina livsmiljöer och växtplatser.</w:t>
       </w:r>
     </w:p>
     <w:p>
@@ -637,7 +764,203 @@
         <w:pStyle w:val="Title"/>
       </w:pPr>
       <w:r>
-        <w:t>BILAGA 1 – Fridlysta arter</w:t>
+        <w:t>BILAGA 1 –</w:t>
+        <w:br/>
+        <w:t>Fridlysta och rödlistade arter</w:t>
+      </w:r>
+    </w:p>
+    <w:p>
+      <w:pPr>
+        <w:pStyle w:val="Heading1"/>
+      </w:pPr>
+      <w:r>
+        <w:t>Mindre märgborre – ekologi samt krav på livsmiljön</w:t>
+      </w:r>
+    </w:p>
+    <w:p>
+      <w:r>
+        <w:t xml:space="preserve">Mindre märgborre är en signalart för tallskog med höga naturvärden och kan lätt konstateras genom sina karaktäristiska måsvingeliknande gnagspår som ofta hittas på grova tallgrenar på marken. Mindre märgborre betraktas tillsammans med skarptandad barkborre som nyckelarter, eftersom en rad sällsynta efterföljande arter är beroende av deras gångsystem. Bland dessa kan nämnas åtgärdsprogramsarterna avlång barkborre (VU), </w:t>
+      </w:r>
+      <w:r>
+        <w:rPr>
+          <w:i/>
+        </w:rPr>
+        <w:t>Corticeus longulus</w:t>
+      </w:r>
+      <w:r>
+        <w:t xml:space="preserve"> (VU), tallgångbagge (VU), cholodkovskys bastborre (NT) och tallbarksvartbagge (NT) (Pettersson, 2014; Gunnarsson m fl., 1999).</w:t>
+      </w:r>
+    </w:p>
+    <w:p>
+      <w:r>
+        <w:t>Tallskogar tillhör de livsmiljöer som förändrats i stor skala, där många kvadratmil har omvandlats till unga produktionsskogar. I sådana skogar saknas förutsättningar för de ovannämnda sällsynta barkborrarna och alltmer kunskap tyder på att skogsbrukets omvandling av skogslandskapet, missgynnar åtgärdsprogrammets arter även inne i skyddade områden (Hedgren, 2012; Hedgren m.fl., 2010; Wikars m.fl., 2010; Wikars, 2009). Orsaken är sannolikt att dagens intensiva skogsbruk trivialiserar faunan på nydöda träd. Detta sker genom att generalister förökas upp i sådan grad i den brukade skogen att dessa även kommer att dominera i de för hållandevis små och fragmenterade områden som avsätts för naturvård (Appelqvist, 2005; Janzen, 1983; Ås, 1999).</w:t>
+      </w:r>
+    </w:p>
+    <w:p>
+      <w:r>
+        <w:t>Ett tydligt exempel på en generalist som gynnas av dagens skogsbruk är större märgborre på nydöd tall. Denna utvecklas förutom i vindfällen gärna i avverkningsavfall, inklusive avverkningsstubbar och röjningsstammar. Därmed har den större märgborren möjlighet att upprätthålla stora och stabila populationer på huvuddelen av landets skogsmark, vilket leder till en trivialisering av faunan. Större märgborre inverkar sannolikt direkt negativt på arter som tolvtandad barkborre (EN) och avlång barkborre (VU), och indirekt på de som är gynnade av blånadssvampar, dvs. följearter till framförallt mindre märgborre och skarptandad barkborre. De barkborrar som missgynnas av större märgborre är i mycket högre grad gynnade av tallar som dör genom självgallring, dvs. i normalfallet skog som inte används till skogsproduktion (Pettersson, 2014; Wikars, skriftl.).</w:t>
+      </w:r>
+    </w:p>
+    <w:p>
+      <w:r>
+        <w:t xml:space="preserve">Rika förekomster av främst mindre märgborre men även skarptandad barkborre är en signal för artrikedom och inventeringar har visat att det är i skogar med en naturlig självgallring som det skapas förutsättningar för dessa arter samt de efterföljande åtgärdsprogramsarterna (Pettersson, 2014; Hedgren, 2012). Tallskogar med stark förekomst av mindre märgborre och skarptandad barkborre bör avsättas som reservat. Generellt bör hänsyn tas vid slutavverkning av talldominerad skog så att avverkningsrester som gren- och toppdelar (s.k. GROT) lämnas. Mindre märgborre är typisk art för </w:t>
+      </w:r>
+      <w:r>
+        <w:rPr>
+          <w:i/>
+        </w:rPr>
+        <w:t>9060 Åsbarrskog</w:t>
+      </w:r>
+      <w:r>
+        <w:t xml:space="preserve"> (Pettersson, 2014; SLU Artdatabanken, 2026).</w:t>
+      </w:r>
+    </w:p>
+    <w:p>
+      <w:pPr>
+        <w:pStyle w:val="Heading2"/>
+      </w:pPr>
+      <w:r>
+        <w:t>Referenser – mindre märgborre</w:t>
+      </w:r>
+    </w:p>
+    <w:p>
+      <w:r>
+        <w:t xml:space="preserve">Appelqvist, T., 2005. </w:t>
+      </w:r>
+      <w:r>
+        <w:rPr>
+          <w:i/>
+        </w:rPr>
+        <w:t>Naturvårdsbiologisk forskning. Underlag för områdesskydd i landskapet.</w:t>
+      </w:r>
+      <w:r>
+        <w:t xml:space="preserve"> Naturvårdsverket, Rapport 5452.</w:t>
+      </w:r>
+    </w:p>
+    <w:p>
+      <w:r>
+        <w:t xml:space="preserve">Gunnarsson, B., Pettersson, R. B., Hake, M. och Hultengren, S. &amp; Sjöberg, K., 1999. </w:t>
+      </w:r>
+      <w:r>
+        <w:rPr>
+          <w:i/>
+        </w:rPr>
+        <w:t xml:space="preserve">Spindlar och skalbaggar som indikatorer i barrskog. </w:t>
+      </w:r>
+      <w:r>
+        <w:t>Skog &amp; Forskning, Nr. 2/99, s. 46–51.</w:t>
+      </w:r>
+    </w:p>
+    <w:p>
+      <w:r>
+        <w:t xml:space="preserve">Hedgren, O., 2012. </w:t>
+      </w:r>
+      <w:r>
+        <w:rPr>
+          <w:i/>
+        </w:rPr>
+        <w:t>Hotade insekter på tallved i Dalarna.</w:t>
+      </w:r>
+      <w:r>
+        <w:t xml:space="preserve"> Länsstyrelsen Dalarna, Naturvårdsenheten. Rapport 2012:16.</w:t>
+      </w:r>
+    </w:p>
+    <w:p>
+      <w:r>
+        <w:t xml:space="preserve">Hedgren, O. 2010. </w:t>
+      </w:r>
+      <w:r>
+        <w:rPr>
+          <w:i/>
+        </w:rPr>
+        <w:t>Vedinsekter i tallskog och på brandfält i Värmland.</w:t>
+      </w:r>
+      <w:r>
+        <w:t xml:space="preserve"> Länsstyrelsen Värmland, Stencil, 39 s.</w:t>
+      </w:r>
+    </w:p>
+    <w:p>
+      <w:r>
+        <w:t xml:space="preserve">Janzen, D. H., 1983. </w:t>
+      </w:r>
+      <w:r>
+        <w:rPr>
+          <w:i/>
+        </w:rPr>
+        <w:t>No park is an island: Increase in interference from outside as park size decreases</w:t>
+      </w:r>
+      <w:r>
+        <w:t>. Oikos 41: 402–410.</w:t>
+      </w:r>
+    </w:p>
+    <w:p>
+      <w:r>
+        <w:t xml:space="preserve">Jonsell, M., Weslien, J. &amp; Ehn ström, B., 1998. </w:t>
+      </w:r>
+      <w:r>
+        <w:rPr>
+          <w:i/>
+        </w:rPr>
+        <w:t>Substrate requirements of red-listed saproxylic invertebrates in Sweden</w:t>
+      </w:r>
+      <w:r>
+        <w:t>. Biodiversity and Conserv. 7: 749–764.</w:t>
+      </w:r>
+    </w:p>
+    <w:p>
+      <w:r>
+        <w:t xml:space="preserve">Pettersson, R. B., 2014). </w:t>
+      </w:r>
+      <w:r>
+        <w:rPr>
+          <w:i/>
+        </w:rPr>
+        <w:t>Åtgärdsprogram för skalbaggar på nyligen död tall, 2014–2018.</w:t>
+      </w:r>
+      <w:r>
+        <w:t xml:space="preserve"> Rapport 6599. Bromma: Naturvårdsverket.</w:t>
+      </w:r>
+    </w:p>
+    <w:p>
+      <w:r>
+        <w:t xml:space="preserve">SLU Artdatabanken, 2026. </w:t>
+      </w:r>
+      <w:r>
+        <w:rPr>
+          <w:i/>
+        </w:rPr>
+        <w:t xml:space="preserve">Artfaktablad. Naturvård – artfakta. </w:t>
+      </w:r>
+      <w:r>
+        <w:t>SLU Artdatabanken, Uppsala.</w:t>
+      </w:r>
+    </w:p>
+    <w:p>
+      <w:r>
+        <w:t xml:space="preserve">Wikars, L.-O., Hansson, J. &amp; Hedgren, O., 2010. </w:t>
+      </w:r>
+      <w:r>
+        <w:rPr>
+          <w:i/>
+        </w:rPr>
+        <w:t>Inventering av vedlevande skalbaggar – tallskogar i Örebro län.</w:t>
+      </w:r>
+      <w:r>
+        <w:t xml:space="preserve"> Länsstyrelsen i Örebro län, publ.nr. 2010:2.</w:t>
+      </w:r>
+    </w:p>
+    <w:p>
+      <w:r>
+        <w:t xml:space="preserve">Wikars, L.-O., 2009. </w:t>
+      </w:r>
+      <w:r>
+        <w:rPr>
+          <w:i/>
+        </w:rPr>
+        <w:t>Vedskalbaggar i Hamra nationalpark, Gävleborgs län.</w:t>
+      </w:r>
+      <w:r>
+        <w:t xml:space="preserve"> Länsstyrelsen Gävleborg, Rapport 2009:14.</w:t>
       </w:r>
     </w:p>
     <w:p>
@@ -840,7 +1163,7 @@
     <w:r>
       <w:tab/>
       <w:tab/>
-      <w:t>2026-08-14</w:t>
+      <w:t>2026-08-15</w:t>
       <w:br/>
       <w:br/>
     </w:r>

--- a/klagomål/A 25306-2026 FSC-klagomål.docx
+++ b/klagomål/A 25306-2026 FSC-klagomål.docx
@@ -1163,7 +1163,7 @@
     <w:r>
       <w:tab/>
       <w:tab/>
-      <w:t>2026-08-15</w:t>
+      <w:t>2026-08-16</w:t>
       <w:br/>
       <w:br/>
     </w:r>

--- a/klagomål/A 25306-2026 FSC-klagomål.docx
+++ b/klagomål/A 25306-2026 FSC-klagomål.docx
@@ -1163,7 +1163,7 @@
     <w:r>
       <w:tab/>
       <w:tab/>
-      <w:t>2026-08-16</w:t>
+      <w:t>2026-08-17</w:t>
       <w:br/>
       <w:br/>
     </w:r>

--- a/klagomål/A 25306-2026 FSC-klagomål.docx
+++ b/klagomål/A 25306-2026 FSC-klagomål.docx
@@ -1163,7 +1163,7 @@
     <w:r>
       <w:tab/>
       <w:tab/>
-      <w:t>2026-08-17</w:t>
+      <w:t>2026-08-18</w:t>
       <w:br/>
       <w:br/>
     </w:r>

--- a/klagomål/A 25306-2026 FSC-klagomål.docx
+++ b/klagomål/A 25306-2026 FSC-klagomål.docx
@@ -1163,7 +1163,7 @@
     <w:r>
       <w:tab/>
       <w:tab/>
-      <w:t>2026-08-18</w:t>
+      <w:t>2026-08-19</w:t>
       <w:br/>
       <w:br/>
     </w:r>

--- a/klagomål/A 25306-2026 FSC-klagomål.docx
+++ b/klagomål/A 25306-2026 FSC-klagomål.docx
@@ -1163,7 +1163,7 @@
     <w:r>
       <w:tab/>
       <w:tab/>
-      <w:t>2026-08-19</w:t>
+      <w:t>2026-08-20</w:t>
       <w:br/>
       <w:br/>
     </w:r>

--- a/klagomål/A 25306-2026 FSC-klagomål.docx
+++ b/klagomål/A 25306-2026 FSC-klagomål.docx
@@ -1163,7 +1163,7 @@
     <w:r>
       <w:tab/>
       <w:tab/>
-      <w:t>2026-08-20</w:t>
+      <w:t>2026-08-21</w:t>
       <w:br/>
       <w:br/>
     </w:r>

--- a/klagomål/A 25306-2026 FSC-klagomål.docx
+++ b/klagomål/A 25306-2026 FSC-klagomål.docx
@@ -1163,7 +1163,7 @@
     <w:r>
       <w:tab/>
       <w:tab/>
-      <w:t>2026-08-21</w:t>
+      <w:t>2026-08-22</w:t>
       <w:br/>
       <w:br/>
     </w:r>

--- a/klagomål/A 25306-2026 FSC-klagomål.docx
+++ b/klagomål/A 25306-2026 FSC-klagomål.docx
@@ -1163,7 +1163,7 @@
     <w:r>
       <w:tab/>
       <w:tab/>
-      <w:t>2026-08-22</w:t>
+      <w:t>2026-08-23</w:t>
       <w:br/>
       <w:br/>
     </w:r>

--- a/klagomål/A 25306-2026 FSC-klagomål.docx
+++ b/klagomål/A 25306-2026 FSC-klagomål.docx
@@ -1163,7 +1163,7 @@
     <w:r>
       <w:tab/>
       <w:tab/>
-      <w:t>2026-08-23</w:t>
+      <w:t>2026-08-24</w:t>
       <w:br/>
       <w:br/>
     </w:r>

--- a/klagomål/A 25306-2026 FSC-klagomål.docx
+++ b/klagomål/A 25306-2026 FSC-klagomål.docx
@@ -1163,7 +1163,7 @@
     <w:r>
       <w:tab/>
       <w:tab/>
-      <w:t>2026-08-24</w:t>
+      <w:t>2026-08-25</w:t>
       <w:br/>
       <w:br/>
     </w:r>

--- a/klagomål/A 25306-2026 FSC-klagomål.docx
+++ b/klagomål/A 25306-2026 FSC-klagomål.docx
@@ -1163,7 +1163,7 @@
     <w:r>
       <w:tab/>
       <w:tab/>
-      <w:t>2026-08-25</w:t>
+      <w:t>2026-08-26</w:t>
       <w:br/>
       <w:br/>
     </w:r>

--- a/klagomål/A 25306-2026 FSC-klagomål.docx
+++ b/klagomål/A 25306-2026 FSC-klagomål.docx
@@ -1163,7 +1163,7 @@
     <w:r>
       <w:tab/>
       <w:tab/>
-      <w:t>2026-08-26</w:t>
+      <w:t>2026-08-27</w:t>
       <w:br/>
       <w:br/>
     </w:r>

--- a/klagomål/A 25306-2026 FSC-klagomål.docx
+++ b/klagomål/A 25306-2026 FSC-klagomål.docx
@@ -1163,7 +1163,7 @@
     <w:r>
       <w:tab/>
       <w:tab/>
-      <w:t>2026-08-27</w:t>
+      <w:t>2026-08-28</w:t>
       <w:br/>
       <w:br/>
     </w:r>

--- a/klagomål/A 25306-2026 FSC-klagomål.docx
+++ b/klagomål/A 25306-2026 FSC-klagomål.docx
@@ -1163,7 +1163,7 @@
     <w:r>
       <w:tab/>
       <w:tab/>
-      <w:t>2026-08-28</w:t>
+      <w:t>2026-08-29</w:t>
       <w:br/>
       <w:br/>
     </w:r>

--- a/klagomål/A 25306-2026 FSC-klagomål.docx
+++ b/klagomål/A 25306-2026 FSC-klagomål.docx
@@ -1163,7 +1163,7 @@
     <w:r>
       <w:tab/>
       <w:tab/>
-      <w:t>2026-08-29</w:t>
+      <w:t>2026-08-31</w:t>
       <w:br/>
       <w:br/>
     </w:r>

--- a/klagomål/A 25306-2026 FSC-klagomål.docx
+++ b/klagomål/A 25306-2026 FSC-klagomål.docx
@@ -1163,7 +1163,7 @@
     <w:r>
       <w:tab/>
       <w:tab/>
-      <w:t>2026-08-31</w:t>
+      <w:t>2026-09-01</w:t>
       <w:br/>
       <w:br/>
     </w:r>

--- a/klagomål/A 25306-2026 FSC-klagomål.docx
+++ b/klagomål/A 25306-2026 FSC-klagomål.docx
@@ -1163,7 +1163,7 @@
     <w:r>
       <w:tab/>
       <w:tab/>
-      <w:t>2026-09-01</w:t>
+      <w:t>2026-09-02</w:t>
       <w:br/>
       <w:br/>
     </w:r>

--- a/klagomål/A 25306-2026 FSC-klagomål.docx
+++ b/klagomål/A 25306-2026 FSC-klagomål.docx
@@ -1163,7 +1163,7 @@
     <w:r>
       <w:tab/>
       <w:tab/>
-      <w:t>2026-09-02</w:t>
+      <w:t>2026-09-03</w:t>
       <w:br/>
       <w:br/>
     </w:r>

--- a/klagomål/A 25306-2026 FSC-klagomål.docx
+++ b/klagomål/A 25306-2026 FSC-klagomål.docx
@@ -1163,7 +1163,7 @@
     <w:r>
       <w:tab/>
       <w:tab/>
-      <w:t>2026-09-03</w:t>
+      <w:t>2026-09-04</w:t>
       <w:br/>
       <w:br/>
     </w:r>

--- a/klagomål/A 25306-2026 FSC-klagomål.docx
+++ b/klagomål/A 25306-2026 FSC-klagomål.docx
@@ -1163,7 +1163,7 @@
     <w:r>
       <w:tab/>
       <w:tab/>
-      <w:t>2026-09-04</w:t>
+      <w:t>2026-09-05</w:t>
       <w:br/>
       <w:br/>
     </w:r>

--- a/klagomål/A 25306-2026 FSC-klagomål.docx
+++ b/klagomål/A 25306-2026 FSC-klagomål.docx
@@ -1163,7 +1163,7 @@
     <w:r>
       <w:tab/>
       <w:tab/>
-      <w:t>2026-09-05</w:t>
+      <w:t>2026-09-06</w:t>
       <w:br/>
       <w:br/>
     </w:r>

--- a/klagomål/A 25306-2026 FSC-klagomål.docx
+++ b/klagomål/A 25306-2026 FSC-klagomål.docx
@@ -1163,7 +1163,7 @@
     <w:r>
       <w:tab/>
       <w:tab/>
-      <w:t>2026-09-06</w:t>
+      <w:t>2026-09-07</w:t>
       <w:br/>
       <w:br/>
     </w:r>

--- a/klagomål/A 25306-2026 FSC-klagomål.docx
+++ b/klagomål/A 25306-2026 FSC-klagomål.docx
@@ -1163,7 +1163,7 @@
     <w:r>
       <w:tab/>
       <w:tab/>
-      <w:t>2026-09-07</w:t>
+      <w:t>2026-09-08</w:t>
       <w:br/>
       <w:br/>
     </w:r>

--- a/klagomål/A 25306-2026 FSC-klagomål.docx
+++ b/klagomål/A 25306-2026 FSC-klagomål.docx
@@ -1163,7 +1163,7 @@
     <w:r>
       <w:tab/>
       <w:tab/>
-      <w:t>2026-09-08</w:t>
+      <w:t>2026-09-09</w:t>
       <w:br/>
       <w:br/>
     </w:r>

--- a/klagomål/A 25306-2026 FSC-klagomål.docx
+++ b/klagomål/A 25306-2026 FSC-klagomål.docx
@@ -1163,7 +1163,7 @@
     <w:r>
       <w:tab/>
       <w:tab/>
-      <w:t>2026-09-09</w:t>
+      <w:t>2026-09-10</w:t>
       <w:br/>
       <w:br/>
     </w:r>

--- a/klagomål/A 25306-2026 FSC-klagomål.docx
+++ b/klagomål/A 25306-2026 FSC-klagomål.docx
@@ -1163,7 +1163,7 @@
     <w:r>
       <w:tab/>
       <w:tab/>
-      <w:t>2026-09-10</w:t>
+      <w:t>2026-09-11</w:t>
       <w:br/>
       <w:br/>
     </w:r>

--- a/klagomål/A 25306-2026 FSC-klagomål.docx
+++ b/klagomål/A 25306-2026 FSC-klagomål.docx
@@ -1163,7 +1163,7 @@
     <w:r>
       <w:tab/>
       <w:tab/>
-      <w:t>2026-09-11</w:t>
+      <w:t>2026-09-12</w:t>
       <w:br/>
       <w:br/>
     </w:r>

--- a/klagomål/A 25306-2026 FSC-klagomål.docx
+++ b/klagomål/A 25306-2026 FSC-klagomål.docx
@@ -1163,7 +1163,7 @@
     <w:r>
       <w:tab/>
       <w:tab/>
-      <w:t>2026-09-12</w:t>
+      <w:t>2026-09-13</w:t>
       <w:br/>
       <w:br/>
     </w:r>
